--- a/draft/TFG word català.docx
+++ b/draft/TFG word català.docx
@@ -466,7 +466,47 @@
           <w:szCs w:val="20"/>
           <w:lang w:val="ca-ES"/>
         </w:rPr>
-        <w:t>i analitzant la major quantitat de dades espectroscòpiques possible. És per això que en els últims 15 anys la quantitat de dades recopilades de la nostra galàxia ha augmentat molt significativament, amb surveys com (...).</w:t>
+        <w:t>i analitzant la major quantitat de dades espectroscòpiques possible</w:t>
+      </w:r>
+      <w:r>
+        <w:rPr>
+          <w:rFonts w:ascii="Times New Roman" w:hAnsi="Times New Roman" w:cs="Times New Roman"/>
+          <w:noProof/>
+          <w:sz w:val="20"/>
+          <w:szCs w:val="20"/>
+          <w:lang w:val="ca-ES"/>
+        </w:rPr>
+        <w:t>s.</w:t>
+      </w:r>
+      <w:r>
+        <w:rPr>
+          <w:rFonts w:ascii="Times New Roman" w:hAnsi="Times New Roman" w:cs="Times New Roman"/>
+          <w:noProof/>
+          <w:sz w:val="20"/>
+          <w:szCs w:val="20"/>
+          <w:lang w:val="ca-ES"/>
+        </w:rPr>
+        <w:t xml:space="preserve"> És per això que en els últims 15 anys la quantitat </w:t>
+      </w:r>
+      <w:r>
+        <w:rPr>
+          <w:rFonts w:ascii="Times New Roman" w:hAnsi="Times New Roman" w:cs="Times New Roman"/>
+          <w:noProof/>
+          <w:sz w:val="20"/>
+          <w:szCs w:val="20"/>
+          <w:lang w:val="ca-ES"/>
+        </w:rPr>
+        <w:t>d’informació recopilada</w:t>
+      </w:r>
+      <w:r>
+        <w:rPr>
+          <w:rFonts w:ascii="Times New Roman" w:hAnsi="Times New Roman" w:cs="Times New Roman"/>
+          <w:noProof/>
+          <w:sz w:val="20"/>
+          <w:szCs w:val="20"/>
+          <w:lang w:val="ca-ES"/>
+        </w:rPr>
+        <w:t xml:space="preserve"> de la nostra galàxia ha augmentat molt significativament, amb surveys com (...).</w:t>
       </w:r>
     </w:p>
     <w:p>
@@ -493,7 +533,47 @@
           <w:szCs w:val="20"/>
           <w:lang w:val="ca-ES"/>
         </w:rPr>
-        <w:t>Aquest gran volum de dades ha requerit utilitzar mètodes populars de machine-learning i dim-red com PCA, t-SNE, etc. que han fet possible aquest anàlisi en múltiples dimensions, obtenint resultats satisfactoris en articles com (..).</w:t>
+        <w:t>Aquest gran volum de dades ha requerit utilitzar mètodes</w:t>
+      </w:r>
+      <w:r>
+        <w:rPr>
+          <w:rFonts w:ascii="Times New Roman" w:hAnsi="Times New Roman" w:cs="Times New Roman"/>
+          <w:noProof/>
+          <w:sz w:val="20"/>
+          <w:szCs w:val="20"/>
+          <w:lang w:val="ca-ES"/>
+        </w:rPr>
+        <w:t xml:space="preserve"> estadístics </w:t>
+      </w:r>
+      <w:r>
+        <w:rPr>
+          <w:rFonts w:ascii="Times New Roman" w:hAnsi="Times New Roman" w:cs="Times New Roman"/>
+          <w:noProof/>
+          <w:sz w:val="20"/>
+          <w:szCs w:val="20"/>
+          <w:lang w:val="ca-ES"/>
+        </w:rPr>
+        <w:t>de machine-learning</w:t>
+      </w:r>
+      <w:r>
+        <w:rPr>
+          <w:rFonts w:ascii="Times New Roman" w:hAnsi="Times New Roman" w:cs="Times New Roman"/>
+          <w:noProof/>
+          <w:sz w:val="20"/>
+          <w:szCs w:val="20"/>
+          <w:lang w:val="ca-ES"/>
+        </w:rPr>
+        <w:t xml:space="preserve"> i reducció de dimensionalitat </w:t>
+      </w:r>
+      <w:r>
+        <w:rPr>
+          <w:rFonts w:ascii="Times New Roman" w:hAnsi="Times New Roman" w:cs="Times New Roman"/>
+          <w:noProof/>
+          <w:sz w:val="20"/>
+          <w:szCs w:val="20"/>
+          <w:lang w:val="ca-ES"/>
+        </w:rPr>
+        <w:t>-red com PCA, t-SNE, etc. que han fet possible aquest anàlisi en múltiples dimensions, obtenint resultats satisfactoris en articles com (..).</w:t>
       </w:r>
     </w:p>
     <w:p>
@@ -520,7 +600,27 @@
           <w:szCs w:val="20"/>
           <w:lang w:val="ca-ES"/>
         </w:rPr>
-        <w:t>Nosaltres, però, no farem ús de cap d’aquests mètodes. Intentarem millorar l’anàlisi típic alpha/Fe en 2D per separar poblacions de la galàxia (thick, thin disk..) fent ús de l’algoritme XD based GMM sobre un conjunt d’àbundàncies d’estrelles de la galàxia.</w:t>
+        <w:t xml:space="preserve">Nosaltres, però, no farem ús de cap d’aquests mètodes. Intentarem millorar l’anàlisi típic alpha/Fe en 2D per separar </w:t>
+      </w:r>
+      <w:r>
+        <w:rPr>
+          <w:rFonts w:ascii="Times New Roman" w:hAnsi="Times New Roman" w:cs="Times New Roman"/>
+          <w:noProof/>
+          <w:sz w:val="20"/>
+          <w:szCs w:val="20"/>
+          <w:lang w:val="ca-ES"/>
+        </w:rPr>
+        <w:t xml:space="preserve">algunes </w:t>
+      </w:r>
+      <w:r>
+        <w:rPr>
+          <w:rFonts w:ascii="Times New Roman" w:hAnsi="Times New Roman" w:cs="Times New Roman"/>
+          <w:noProof/>
+          <w:sz w:val="20"/>
+          <w:szCs w:val="20"/>
+          <w:lang w:val="ca-ES"/>
+        </w:rPr>
+        <w:t>poblacions de la galàxia (thick, thin disk..) fent ús de l’algoritme XD based GMM sobre un conjunt d’àbundàncies d’estrelles de la galàxia.</w:t>
       </w:r>
     </w:p>
     <w:p>
@@ -778,6 +878,247 @@
           <w:lang w:val="ca-ES"/>
         </w:rPr>
       </w:pPr>
+      <w:r>
+        <w:rPr>
+          <w:rFonts w:ascii="Times New Roman" w:hAnsi="Times New Roman" w:cs="Times New Roman"/>
+          <w:noProof/>
+          <w:sz w:val="20"/>
+          <w:szCs w:val="20"/>
+          <w:lang w:val="ca-ES"/>
+        </w:rPr>
+        <w:t>S’han utilitzat un total de 24 abundàncies per la identificació de clústers: Fe, O, Na, Mg, Al, Si, K, Ca, Sc, Ti, V, Cr, Mn, Co, Ni, Cu, Zn, Y, Zr, Ba, La, Ce, Nd, Eu</w:t>
+      </w:r>
+      <w:r>
+        <w:rPr>
+          <w:rFonts w:ascii="Times New Roman" w:hAnsi="Times New Roman" w:cs="Times New Roman"/>
+          <w:noProof/>
+          <w:sz w:val="20"/>
+          <w:szCs w:val="20"/>
+          <w:lang w:val="ca-ES"/>
+        </w:rPr>
+        <w:t>. L’</w:t>
+      </w:r>
+      <w:r>
+        <w:rPr>
+          <w:rFonts w:ascii="Times New Roman" w:hAnsi="Times New Roman" w:cs="Times New Roman"/>
+          <w:noProof/>
+          <w:sz w:val="20"/>
+          <w:szCs w:val="20"/>
+          <w:lang w:val="ca-ES"/>
+        </w:rPr>
+        <w:t>a</w:t>
+      </w:r>
+      <w:r>
+        <w:rPr>
+          <w:rFonts w:ascii="Times New Roman" w:hAnsi="Times New Roman" w:cs="Times New Roman"/>
+          <w:noProof/>
+          <w:sz w:val="20"/>
+          <w:szCs w:val="20"/>
+          <w:lang w:val="ca-ES"/>
+        </w:rPr>
+        <w:t>n</w:t>
+      </w:r>
+      <w:r>
+        <w:rPr>
+          <w:rFonts w:ascii="Times New Roman" w:hAnsi="Times New Roman" w:cs="Times New Roman"/>
+          <w:noProof/>
+          <w:sz w:val="20"/>
+          <w:szCs w:val="20"/>
+          <w:lang w:val="ca-ES"/>
+        </w:rPr>
+        <w:t>à</w:t>
+      </w:r>
+      <w:r>
+        <w:rPr>
+          <w:rFonts w:ascii="Times New Roman" w:hAnsi="Times New Roman" w:cs="Times New Roman"/>
+          <w:noProof/>
+          <w:sz w:val="20"/>
+          <w:szCs w:val="20"/>
+          <w:lang w:val="ca-ES"/>
+        </w:rPr>
+        <w:t xml:space="preserve">lisi </w:t>
+      </w:r>
+      <w:r>
+        <w:rPr>
+          <w:rFonts w:ascii="Times New Roman" w:hAnsi="Times New Roman" w:cs="Times New Roman"/>
+          <w:noProof/>
+          <w:sz w:val="20"/>
+          <w:szCs w:val="20"/>
+          <w:lang w:val="ca-ES"/>
+        </w:rPr>
+        <w:t xml:space="preserve">posterior </w:t>
+      </w:r>
+      <w:r>
+        <w:rPr>
+          <w:rFonts w:ascii="Times New Roman" w:hAnsi="Times New Roman" w:cs="Times New Roman"/>
+          <w:noProof/>
+          <w:sz w:val="20"/>
+          <w:szCs w:val="20"/>
+          <w:lang w:val="ca-ES"/>
+        </w:rPr>
+        <w:t>s’ha dut a terme representant</w:t>
+      </w:r>
+      <w:r>
+        <w:rPr>
+          <w:rFonts w:ascii="Times New Roman" w:hAnsi="Times New Roman" w:cs="Times New Roman"/>
+          <w:noProof/>
+          <w:sz w:val="20"/>
+          <w:szCs w:val="20"/>
+          <w:lang w:val="ca-ES"/>
+        </w:rPr>
+        <w:t xml:space="preserve"> també</w:t>
+      </w:r>
+      <w:r>
+        <w:rPr>
+          <w:rFonts w:ascii="Times New Roman" w:hAnsi="Times New Roman" w:cs="Times New Roman"/>
+          <w:noProof/>
+          <w:sz w:val="20"/>
+          <w:szCs w:val="20"/>
+          <w:lang w:val="ca-ES"/>
+        </w:rPr>
+        <w:t xml:space="preserve"> </w:t>
+      </w:r>
+      <w:r>
+        <w:rPr>
+          <w:rFonts w:ascii="Times New Roman" w:hAnsi="Times New Roman" w:cs="Times New Roman"/>
+          <w:noProof/>
+          <w:sz w:val="20"/>
+          <w:szCs w:val="20"/>
+          <w:lang w:val="ca-ES"/>
+        </w:rPr>
+        <w:t>(</w:t>
+      </w:r>
+      <w:r>
+        <w:rPr>
+          <w:rFonts w:ascii="Times New Roman" w:hAnsi="Times New Roman" w:cs="Times New Roman"/>
+          <w:noProof/>
+          <w:sz w:val="20"/>
+          <w:szCs w:val="20"/>
+          <w:lang w:val="ca-ES"/>
+        </w:rPr>
+        <w:t>magnituds com l’energia, el moment angular</w:t>
+      </w:r>
+      <w:r>
+        <w:rPr>
+          <w:rFonts w:ascii="Times New Roman" w:hAnsi="Times New Roman" w:cs="Times New Roman"/>
+          <w:noProof/>
+          <w:sz w:val="20"/>
+          <w:szCs w:val="20"/>
+          <w:lang w:val="ca-ES"/>
+        </w:rPr>
+        <w:t>,</w:t>
+      </w:r>
+      <w:r>
+        <w:rPr>
+          <w:rFonts w:ascii="Times New Roman" w:hAnsi="Times New Roman" w:cs="Times New Roman"/>
+          <w:noProof/>
+          <w:sz w:val="20"/>
+          <w:szCs w:val="20"/>
+          <w:lang w:val="ca-ES"/>
+        </w:rPr>
+        <w:t xml:space="preserve"> l’excentricitat de l’òrbita</w:t>
+      </w:r>
+      <w:r>
+        <w:rPr>
+          <w:rFonts w:ascii="Times New Roman" w:hAnsi="Times New Roman" w:cs="Times New Roman"/>
+          <w:noProof/>
+          <w:sz w:val="20"/>
+          <w:szCs w:val="20"/>
+          <w:lang w:val="ca-ES"/>
+        </w:rPr>
+        <w:t xml:space="preserve">, les </w:t>
+      </w:r>
+      <w:r>
+        <w:rPr>
+          <w:rFonts w:ascii="Times New Roman" w:hAnsi="Times New Roman" w:cs="Times New Roman"/>
+          <w:noProof/>
+          <w:sz w:val="20"/>
+          <w:szCs w:val="20"/>
+          <w:lang w:val="ca-ES"/>
+        </w:rPr>
+        <w:t>posicions i les velocitats.</w:t>
+      </w:r>
+    </w:p>
+    <w:p>
+      <w:pPr>
+        <w:autoSpaceDE w:val="0"/>
+        <w:autoSpaceDN w:val="0"/>
+        <w:adjustRightInd w:val="0"/>
+        <w:spacing w:after="0" w:line="240" w:lineRule="auto"/>
+        <w:ind w:left="-284"/>
+        <w:jc w:val="both"/>
+        <w:rPr>
+          <w:rFonts w:ascii="cmr10" w:hAnsi="cmr10" w:cs="cmr10"/>
+          <w:noProof/>
+          <w:sz w:val="20"/>
+          <w:szCs w:val="20"/>
+          <w:lang w:val="ca-ES"/>
+        </w:rPr>
+      </w:pPr>
+    </w:p>
+    <w:p>
+      <w:pPr>
+        <w:autoSpaceDE w:val="0"/>
+        <w:autoSpaceDN w:val="0"/>
+        <w:adjustRightInd w:val="0"/>
+        <w:spacing w:after="0" w:line="240" w:lineRule="auto"/>
+        <w:ind w:left="-284"/>
+        <w:jc w:val="both"/>
+        <w:rPr>
+          <w:rFonts w:ascii="cmr10" w:hAnsi="cmr10" w:cs="cmr10"/>
+          <w:noProof/>
+          <w:sz w:val="20"/>
+          <w:szCs w:val="20"/>
+          <w:lang w:val="ca-ES"/>
+        </w:rPr>
+      </w:pPr>
+    </w:p>
+    <w:p>
+      <w:pPr>
+        <w:autoSpaceDE w:val="0"/>
+        <w:autoSpaceDN w:val="0"/>
+        <w:adjustRightInd w:val="0"/>
+        <w:spacing w:after="0" w:line="240" w:lineRule="auto"/>
+        <w:ind w:left="-284"/>
+        <w:jc w:val="both"/>
+        <w:rPr>
+          <w:rFonts w:ascii="cmr10" w:hAnsi="cmr10" w:cs="cmr10"/>
+          <w:noProof/>
+          <w:sz w:val="20"/>
+          <w:szCs w:val="20"/>
+          <w:lang w:val="ca-ES"/>
+        </w:rPr>
+      </w:pPr>
+    </w:p>
+    <w:p>
+      <w:pPr>
+        <w:pStyle w:val="TitleTFGsection"/>
+        <w:rPr>
+          <w:lang w:val="ca-ES"/>
+        </w:rPr>
+      </w:pPr>
+      <w:proofErr w:type="spellStart"/>
+      <w:r>
+        <w:rPr>
+          <w:lang w:val="ca-ES"/>
+        </w:rPr>
+        <w:t>Extreme</w:t>
+      </w:r>
+      <w:proofErr w:type="spellEnd"/>
+      <w:r>
+        <w:rPr>
+          <w:lang w:val="ca-ES"/>
+        </w:rPr>
+        <w:t xml:space="preserve"> </w:t>
+      </w:r>
+      <w:proofErr w:type="spellStart"/>
+      <w:r>
+        <w:rPr>
+          <w:lang w:val="ca-ES"/>
+        </w:rPr>
+        <w:t>Deconvolution</w:t>
+      </w:r>
+      <w:proofErr w:type="spellEnd"/>
     </w:p>
     <w:p>
       <w:pPr>
@@ -789,21 +1130,218 @@
         <w:jc w:val="both"/>
         <w:rPr>
           <w:rFonts w:ascii="Times New Roman" w:hAnsi="Times New Roman" w:cs="Times New Roman"/>
-          <w:noProof/>
-          <w:sz w:val="20"/>
-          <w:szCs w:val="20"/>
-          <w:lang w:val="ca-ES"/>
-        </w:rPr>
-      </w:pPr>
-      <w:r>
-        <w:rPr>
-          <w:rFonts w:ascii="Times New Roman" w:hAnsi="Times New Roman" w:cs="Times New Roman"/>
-          <w:noProof/>
-          <w:sz w:val="20"/>
-          <w:szCs w:val="20"/>
-          <w:lang w:val="ca-ES"/>
-        </w:rPr>
-        <w:t>(foto diagrama hr per ensenyar on estan red clumps?)</w:t>
+          <w:sz w:val="20"/>
+          <w:szCs w:val="20"/>
+          <w:lang w:val="ca-ES"/>
+        </w:rPr>
+      </w:pPr>
+      <w:r>
+        <w:rPr>
+          <w:rFonts w:ascii="Times New Roman" w:hAnsi="Times New Roman" w:cs="Times New Roman"/>
+          <w:sz w:val="20"/>
+          <w:szCs w:val="20"/>
+          <w:lang w:val="ca-ES"/>
+        </w:rPr>
+        <w:t>Hi ha una gran varietat de mètodes per inferir la distribució de probabilitat d’un conjunt de dades. Trobar aquesta funció de densitat (</w:t>
+      </w:r>
+      <w:proofErr w:type="spellStart"/>
+      <w:r>
+        <w:rPr>
+          <w:rFonts w:ascii="Times New Roman" w:hAnsi="Times New Roman" w:cs="Times New Roman"/>
+          <w:sz w:val="20"/>
+          <w:szCs w:val="20"/>
+          <w:lang w:val="ca-ES"/>
+        </w:rPr>
+        <w:t>pdf</w:t>
+      </w:r>
+      <w:proofErr w:type="spellEnd"/>
+      <w:r>
+        <w:rPr>
+          <w:rFonts w:ascii="Times New Roman" w:hAnsi="Times New Roman" w:cs="Times New Roman"/>
+          <w:sz w:val="20"/>
+          <w:szCs w:val="20"/>
+          <w:lang w:val="ca-ES"/>
+        </w:rPr>
+        <w:t>) es coneix pel nom de “</w:t>
+      </w:r>
+      <w:proofErr w:type="spellStart"/>
+      <w:r>
+        <w:rPr>
+          <w:rFonts w:ascii="Times New Roman" w:hAnsi="Times New Roman" w:cs="Times New Roman"/>
+          <w:sz w:val="20"/>
+          <w:szCs w:val="20"/>
+          <w:lang w:val="ca-ES"/>
+        </w:rPr>
+        <w:t>density</w:t>
+      </w:r>
+      <w:proofErr w:type="spellEnd"/>
+      <w:r>
+        <w:rPr>
+          <w:rFonts w:ascii="Times New Roman" w:hAnsi="Times New Roman" w:cs="Times New Roman"/>
+          <w:sz w:val="20"/>
+          <w:szCs w:val="20"/>
+          <w:lang w:val="ca-ES"/>
+        </w:rPr>
+        <w:t xml:space="preserve"> </w:t>
+      </w:r>
+      <w:proofErr w:type="spellStart"/>
+      <w:r>
+        <w:rPr>
+          <w:rFonts w:ascii="Times New Roman" w:hAnsi="Times New Roman" w:cs="Times New Roman"/>
+          <w:sz w:val="20"/>
+          <w:szCs w:val="20"/>
+          <w:lang w:val="ca-ES"/>
+        </w:rPr>
+        <w:t>estimation</w:t>
+      </w:r>
+      <w:proofErr w:type="spellEnd"/>
+      <w:r>
+        <w:rPr>
+          <w:rFonts w:ascii="Times New Roman" w:hAnsi="Times New Roman" w:cs="Times New Roman"/>
+          <w:sz w:val="20"/>
+          <w:szCs w:val="20"/>
+          <w:lang w:val="ca-ES"/>
+        </w:rPr>
+        <w:t>”.</w:t>
+      </w:r>
+      <w:r>
+        <w:rPr>
+          <w:rFonts w:ascii="Times New Roman" w:hAnsi="Times New Roman" w:cs="Times New Roman"/>
+          <w:sz w:val="20"/>
+          <w:szCs w:val="20"/>
+          <w:lang w:val="ca-ES"/>
+        </w:rPr>
+        <w:t xml:space="preserve"> </w:t>
+      </w:r>
+      <w:r>
+        <w:rPr>
+          <w:rFonts w:ascii="Times New Roman" w:hAnsi="Times New Roman" w:cs="Times New Roman"/>
+          <w:sz w:val="20"/>
+          <w:szCs w:val="20"/>
+          <w:lang w:val="ca-ES"/>
+        </w:rPr>
+        <w:t>Un alt</w:t>
+      </w:r>
+      <w:r>
+        <w:rPr>
+          <w:rFonts w:ascii="Times New Roman" w:hAnsi="Times New Roman" w:cs="Times New Roman"/>
+          <w:sz w:val="20"/>
+          <w:szCs w:val="20"/>
+          <w:lang w:val="ca-ES"/>
+        </w:rPr>
+        <w:t>re</w:t>
+      </w:r>
+      <w:r>
+        <w:rPr>
+          <w:rFonts w:ascii="Times New Roman" w:hAnsi="Times New Roman" w:cs="Times New Roman"/>
+          <w:sz w:val="20"/>
+          <w:szCs w:val="20"/>
+          <w:lang w:val="ca-ES"/>
+        </w:rPr>
+        <w:t xml:space="preserve"> probl</w:t>
+      </w:r>
+      <w:r>
+        <w:rPr>
+          <w:rFonts w:ascii="Times New Roman" w:hAnsi="Times New Roman" w:cs="Times New Roman"/>
+          <w:sz w:val="20"/>
+          <w:szCs w:val="20"/>
+          <w:lang w:val="ca-ES"/>
+        </w:rPr>
+        <w:t>ema</w:t>
+      </w:r>
+      <w:r>
+        <w:rPr>
+          <w:rFonts w:ascii="Times New Roman" w:hAnsi="Times New Roman" w:cs="Times New Roman"/>
+          <w:sz w:val="20"/>
+          <w:szCs w:val="20"/>
+          <w:lang w:val="ca-ES"/>
+        </w:rPr>
+        <w:t xml:space="preserve"> </w:t>
+      </w:r>
+      <w:r>
+        <w:rPr>
+          <w:rFonts w:ascii="Times New Roman" w:hAnsi="Times New Roman" w:cs="Times New Roman"/>
+          <w:sz w:val="20"/>
+          <w:szCs w:val="20"/>
+          <w:lang w:val="ca-ES"/>
+        </w:rPr>
+        <w:t xml:space="preserve">de general interès </w:t>
+      </w:r>
+      <w:r>
+        <w:rPr>
+          <w:rFonts w:ascii="Times New Roman" w:hAnsi="Times New Roman" w:cs="Times New Roman"/>
+          <w:sz w:val="20"/>
+          <w:szCs w:val="20"/>
+          <w:lang w:val="ca-ES"/>
+        </w:rPr>
+        <w:t xml:space="preserve">que deriva del primer és trobar fluctuacions o </w:t>
+      </w:r>
+      <w:proofErr w:type="spellStart"/>
+      <w:r>
+        <w:rPr>
+          <w:rFonts w:ascii="Times New Roman" w:hAnsi="Times New Roman" w:cs="Times New Roman"/>
+          <w:sz w:val="20"/>
+          <w:szCs w:val="20"/>
+          <w:lang w:val="ca-ES"/>
+        </w:rPr>
+        <w:t>overdensities</w:t>
+      </w:r>
+      <w:proofErr w:type="spellEnd"/>
+      <w:r>
+        <w:rPr>
+          <w:rFonts w:ascii="Times New Roman" w:hAnsi="Times New Roman" w:cs="Times New Roman"/>
+          <w:sz w:val="20"/>
+          <w:szCs w:val="20"/>
+          <w:lang w:val="ca-ES"/>
+        </w:rPr>
+        <w:t xml:space="preserve"> dins l’estructura de les dades i intentar classificar-les sobre un espai N-dimensional. D’això se’n diu “</w:t>
+      </w:r>
+      <w:proofErr w:type="spellStart"/>
+      <w:r>
+        <w:rPr>
+          <w:rFonts w:ascii="Times New Roman" w:hAnsi="Times New Roman" w:cs="Times New Roman"/>
+          <w:sz w:val="20"/>
+          <w:szCs w:val="20"/>
+          <w:lang w:val="ca-ES"/>
+        </w:rPr>
+        <w:t>clustering</w:t>
+      </w:r>
+      <w:proofErr w:type="spellEnd"/>
+      <w:r>
+        <w:rPr>
+          <w:rFonts w:ascii="Times New Roman" w:hAnsi="Times New Roman" w:cs="Times New Roman"/>
+          <w:sz w:val="20"/>
+          <w:szCs w:val="20"/>
+          <w:lang w:val="ca-ES"/>
+        </w:rPr>
+        <w:t>”.</w:t>
+      </w:r>
+      <w:r>
+        <w:rPr>
+          <w:rFonts w:ascii="Times New Roman" w:hAnsi="Times New Roman" w:cs="Times New Roman"/>
+          <w:sz w:val="20"/>
+          <w:szCs w:val="20"/>
+          <w:lang w:val="ca-ES"/>
+        </w:rPr>
+        <w:t xml:space="preserve"> L’o</w:t>
+      </w:r>
+      <w:r>
+        <w:rPr>
+          <w:rFonts w:ascii="Times New Roman" w:hAnsi="Times New Roman" w:cs="Times New Roman"/>
+          <w:sz w:val="20"/>
+          <w:szCs w:val="20"/>
+          <w:lang w:val="ca-ES"/>
+        </w:rPr>
+        <w:t>bj</w:t>
+      </w:r>
+      <w:r>
+        <w:rPr>
+          <w:rFonts w:ascii="Times New Roman" w:hAnsi="Times New Roman" w:cs="Times New Roman"/>
+          <w:sz w:val="20"/>
+          <w:szCs w:val="20"/>
+          <w:lang w:val="ca-ES"/>
+        </w:rPr>
+        <w:t>ectiu és utilitzar el primer per fer el segon.</w:t>
       </w:r>
     </w:p>
     <w:p>
@@ -816,12 +1354,373 @@
         <w:jc w:val="both"/>
         <w:rPr>
           <w:rFonts w:ascii="Times New Roman" w:hAnsi="Times New Roman" w:cs="Times New Roman"/>
-          <w:noProof/>
-          <w:sz w:val="20"/>
-          <w:szCs w:val="20"/>
-          <w:lang w:val="ca-ES"/>
-        </w:rPr>
-      </w:pPr>
+          <w:sz w:val="20"/>
+          <w:szCs w:val="20"/>
+          <w:lang w:val="ca-ES"/>
+        </w:rPr>
+      </w:pPr>
+      <w:r>
+        <w:rPr>
+          <w:rFonts w:ascii="Times New Roman" w:hAnsi="Times New Roman" w:cs="Times New Roman"/>
+          <w:sz w:val="20"/>
+          <w:szCs w:val="20"/>
+          <w:lang w:val="ca-ES"/>
+        </w:rPr>
+        <w:t xml:space="preserve">El mètode utilitzat és el </w:t>
+      </w:r>
+      <w:proofErr w:type="spellStart"/>
+      <w:r>
+        <w:rPr>
+          <w:rFonts w:ascii="Times New Roman" w:hAnsi="Times New Roman" w:cs="Times New Roman"/>
+          <w:sz w:val="20"/>
+          <w:szCs w:val="20"/>
+          <w:lang w:val="ca-ES"/>
+        </w:rPr>
+        <w:t>Gaussian</w:t>
+      </w:r>
+      <w:proofErr w:type="spellEnd"/>
+      <w:r>
+        <w:rPr>
+          <w:rFonts w:ascii="Times New Roman" w:hAnsi="Times New Roman" w:cs="Times New Roman"/>
+          <w:sz w:val="20"/>
+          <w:szCs w:val="20"/>
+          <w:lang w:val="ca-ES"/>
+        </w:rPr>
+        <w:t xml:space="preserve"> </w:t>
+      </w:r>
+      <w:proofErr w:type="spellStart"/>
+      <w:r>
+        <w:rPr>
+          <w:rFonts w:ascii="Times New Roman" w:hAnsi="Times New Roman" w:cs="Times New Roman"/>
+          <w:sz w:val="20"/>
+          <w:szCs w:val="20"/>
+          <w:lang w:val="ca-ES"/>
+        </w:rPr>
+        <w:t>Mixture</w:t>
+      </w:r>
+      <w:proofErr w:type="spellEnd"/>
+      <w:r>
+        <w:rPr>
+          <w:rFonts w:ascii="Times New Roman" w:hAnsi="Times New Roman" w:cs="Times New Roman"/>
+          <w:sz w:val="20"/>
+          <w:szCs w:val="20"/>
+          <w:lang w:val="ca-ES"/>
+        </w:rPr>
+        <w:t xml:space="preserve"> Model</w:t>
+      </w:r>
+      <w:r>
+        <w:rPr>
+          <w:rFonts w:ascii="Times New Roman" w:hAnsi="Times New Roman" w:cs="Times New Roman"/>
+          <w:sz w:val="20"/>
+          <w:szCs w:val="20"/>
+          <w:lang w:val="ca-ES"/>
+        </w:rPr>
+        <w:t xml:space="preserve">, això és </w:t>
+      </w:r>
+      <w:r>
+        <w:rPr>
+          <w:rFonts w:ascii="Times New Roman" w:hAnsi="Times New Roman" w:cs="Times New Roman"/>
+          <w:sz w:val="20"/>
+          <w:szCs w:val="20"/>
+          <w:lang w:val="ca-ES"/>
+        </w:rPr>
+        <w:t>modelar</w:t>
+      </w:r>
+      <w:r>
+        <w:rPr>
+          <w:rFonts w:ascii="Times New Roman" w:hAnsi="Times New Roman" w:cs="Times New Roman"/>
+          <w:sz w:val="20"/>
+          <w:szCs w:val="20"/>
+          <w:lang w:val="ca-ES"/>
+        </w:rPr>
+        <w:t xml:space="preserve"> </w:t>
+      </w:r>
+      <w:r>
+        <w:rPr>
+          <w:rFonts w:ascii="Times New Roman" w:hAnsi="Times New Roman" w:cs="Times New Roman"/>
+          <w:sz w:val="20"/>
+          <w:szCs w:val="20"/>
+          <w:lang w:val="ca-ES"/>
+        </w:rPr>
+        <w:t>les dades a una suma de gaussianes</w:t>
+      </w:r>
+      <w:r>
+        <w:rPr>
+          <w:rFonts w:ascii="Times New Roman" w:hAnsi="Times New Roman" w:cs="Times New Roman"/>
+          <w:sz w:val="20"/>
+          <w:szCs w:val="20"/>
+          <w:lang w:val="ca-ES"/>
+        </w:rPr>
+        <w:t xml:space="preserve"> que potser podem identificar com a clústers.</w:t>
+      </w:r>
+      <w:r>
+        <w:rPr>
+          <w:rFonts w:ascii="Times New Roman" w:hAnsi="Times New Roman" w:cs="Times New Roman"/>
+          <w:sz w:val="20"/>
+          <w:szCs w:val="20"/>
+          <w:lang w:val="ca-ES"/>
+        </w:rPr>
+        <w:t xml:space="preserve"> </w:t>
+      </w:r>
+      <w:r>
+        <w:rPr>
+          <w:rFonts w:ascii="Times New Roman" w:hAnsi="Times New Roman" w:cs="Times New Roman"/>
+          <w:sz w:val="20"/>
+          <w:szCs w:val="20"/>
+          <w:lang w:val="ca-ES"/>
+        </w:rPr>
+        <w:t>Es tracta</w:t>
+      </w:r>
+      <w:r>
+        <w:rPr>
+          <w:rFonts w:ascii="Times New Roman" w:hAnsi="Times New Roman" w:cs="Times New Roman"/>
+          <w:sz w:val="20"/>
+          <w:szCs w:val="20"/>
+          <w:lang w:val="ca-ES"/>
+        </w:rPr>
+        <w:t xml:space="preserve"> per tant </w:t>
+      </w:r>
+      <w:r>
+        <w:rPr>
+          <w:rFonts w:ascii="Times New Roman" w:hAnsi="Times New Roman" w:cs="Times New Roman"/>
+          <w:sz w:val="20"/>
+          <w:szCs w:val="20"/>
+          <w:lang w:val="ca-ES"/>
+        </w:rPr>
+        <w:t>d’</w:t>
+      </w:r>
+      <w:r>
+        <w:rPr>
+          <w:rFonts w:ascii="Times New Roman" w:hAnsi="Times New Roman" w:cs="Times New Roman"/>
+          <w:sz w:val="20"/>
+          <w:szCs w:val="20"/>
+          <w:lang w:val="ca-ES"/>
+        </w:rPr>
+        <w:t xml:space="preserve">un </w:t>
+      </w:r>
+      <w:r>
+        <w:rPr>
+          <w:rFonts w:ascii="Times New Roman" w:hAnsi="Times New Roman" w:cs="Times New Roman"/>
+          <w:sz w:val="20"/>
+          <w:szCs w:val="20"/>
+          <w:lang w:val="ca-ES"/>
+        </w:rPr>
+        <w:t>mètode</w:t>
+      </w:r>
+      <w:r>
+        <w:rPr>
+          <w:rFonts w:ascii="Times New Roman" w:hAnsi="Times New Roman" w:cs="Times New Roman"/>
+          <w:sz w:val="20"/>
+          <w:szCs w:val="20"/>
+          <w:lang w:val="ca-ES"/>
+        </w:rPr>
+        <w:t xml:space="preserve"> </w:t>
+      </w:r>
+      <w:proofErr w:type="spellStart"/>
+      <w:r>
+        <w:rPr>
+          <w:rFonts w:ascii="Times New Roman" w:hAnsi="Times New Roman" w:cs="Times New Roman"/>
+          <w:sz w:val="20"/>
+          <w:szCs w:val="20"/>
+          <w:lang w:val="ca-ES"/>
+        </w:rPr>
+        <w:t>parametric</w:t>
+      </w:r>
+      <w:proofErr w:type="spellEnd"/>
+      <w:r>
+        <w:rPr>
+          <w:rFonts w:ascii="Times New Roman" w:hAnsi="Times New Roman" w:cs="Times New Roman"/>
+          <w:sz w:val="20"/>
+          <w:szCs w:val="20"/>
+          <w:lang w:val="ca-ES"/>
+        </w:rPr>
+        <w:t xml:space="preserve">, a diferència de mètodes com KDE o </w:t>
+      </w:r>
+      <w:proofErr w:type="spellStart"/>
+      <w:r>
+        <w:rPr>
+          <w:rFonts w:ascii="Times New Roman" w:hAnsi="Times New Roman" w:cs="Times New Roman"/>
+          <w:sz w:val="20"/>
+          <w:szCs w:val="20"/>
+          <w:lang w:val="ca-ES"/>
+        </w:rPr>
+        <w:t>Nearest</w:t>
+      </w:r>
+      <w:proofErr w:type="spellEnd"/>
+      <w:r>
+        <w:rPr>
+          <w:rFonts w:ascii="Times New Roman" w:hAnsi="Times New Roman" w:cs="Times New Roman"/>
+          <w:sz w:val="20"/>
+          <w:szCs w:val="20"/>
+          <w:lang w:val="ca-ES"/>
+        </w:rPr>
+        <w:t xml:space="preserve"> </w:t>
+      </w:r>
+      <w:proofErr w:type="spellStart"/>
+      <w:r>
+        <w:rPr>
+          <w:rFonts w:ascii="Times New Roman" w:hAnsi="Times New Roman" w:cs="Times New Roman"/>
+          <w:sz w:val="20"/>
+          <w:szCs w:val="20"/>
+          <w:lang w:val="ca-ES"/>
+        </w:rPr>
+        <w:t>Neighbours</w:t>
+      </w:r>
+      <w:proofErr w:type="spellEnd"/>
+      <w:r>
+        <w:rPr>
+          <w:rFonts w:ascii="Times New Roman" w:hAnsi="Times New Roman" w:cs="Times New Roman"/>
+          <w:sz w:val="20"/>
+          <w:szCs w:val="20"/>
+          <w:lang w:val="ca-ES"/>
+        </w:rPr>
+        <w:t xml:space="preserve"> </w:t>
+      </w:r>
+      <w:proofErr w:type="spellStart"/>
+      <w:r>
+        <w:rPr>
+          <w:rFonts w:ascii="Times New Roman" w:hAnsi="Times New Roman" w:cs="Times New Roman"/>
+          <w:sz w:val="20"/>
+          <w:szCs w:val="20"/>
+          <w:lang w:val="ca-ES"/>
+        </w:rPr>
+        <w:t>Density</w:t>
+      </w:r>
+      <w:proofErr w:type="spellEnd"/>
+      <w:r>
+        <w:rPr>
+          <w:rFonts w:ascii="Times New Roman" w:hAnsi="Times New Roman" w:cs="Times New Roman"/>
+          <w:sz w:val="20"/>
+          <w:szCs w:val="20"/>
+          <w:lang w:val="ca-ES"/>
+        </w:rPr>
+        <w:t xml:space="preserve"> </w:t>
+      </w:r>
+      <w:proofErr w:type="spellStart"/>
+      <w:r>
+        <w:rPr>
+          <w:rFonts w:ascii="Times New Roman" w:hAnsi="Times New Roman" w:cs="Times New Roman"/>
+          <w:sz w:val="20"/>
+          <w:szCs w:val="20"/>
+          <w:lang w:val="ca-ES"/>
+        </w:rPr>
+        <w:t>Estimation</w:t>
+      </w:r>
+      <w:proofErr w:type="spellEnd"/>
+      <w:r>
+        <w:rPr>
+          <w:rFonts w:ascii="Times New Roman" w:hAnsi="Times New Roman" w:cs="Times New Roman"/>
+          <w:sz w:val="20"/>
+          <w:szCs w:val="20"/>
+          <w:lang w:val="ca-ES"/>
+        </w:rPr>
+        <w:t xml:space="preserve"> en què no s’especifica un model funcional al que modelar les dades</w:t>
+      </w:r>
+      <w:r>
+        <w:rPr>
+          <w:rFonts w:ascii="Times New Roman" w:hAnsi="Times New Roman" w:cs="Times New Roman"/>
+          <w:sz w:val="20"/>
+          <w:szCs w:val="20"/>
+          <w:lang w:val="ca-ES"/>
+        </w:rPr>
+        <w:t xml:space="preserve">. </w:t>
+      </w:r>
+      <w:r>
+        <w:rPr>
+          <w:rFonts w:ascii="Times New Roman" w:hAnsi="Times New Roman" w:cs="Times New Roman"/>
+          <w:sz w:val="20"/>
+          <w:szCs w:val="20"/>
+          <w:lang w:val="ca-ES"/>
+        </w:rPr>
+        <w:t xml:space="preserve">És el </w:t>
+      </w:r>
+      <w:proofErr w:type="spellStart"/>
+      <w:r>
+        <w:rPr>
+          <w:rFonts w:ascii="Times New Roman" w:hAnsi="Times New Roman" w:cs="Times New Roman"/>
+          <w:sz w:val="20"/>
+          <w:szCs w:val="20"/>
+          <w:lang w:val="ca-ES"/>
+        </w:rPr>
+        <w:t>Mixture</w:t>
+      </w:r>
+      <w:proofErr w:type="spellEnd"/>
+      <w:r>
+        <w:rPr>
+          <w:rFonts w:ascii="Times New Roman" w:hAnsi="Times New Roman" w:cs="Times New Roman"/>
+          <w:sz w:val="20"/>
+          <w:szCs w:val="20"/>
+          <w:lang w:val="ca-ES"/>
+        </w:rPr>
+        <w:t xml:space="preserve"> Model més utilitzat i s</w:t>
+      </w:r>
+      <w:r>
+        <w:rPr>
+          <w:rFonts w:ascii="Times New Roman" w:hAnsi="Times New Roman" w:cs="Times New Roman"/>
+          <w:sz w:val="20"/>
+          <w:szCs w:val="20"/>
+          <w:lang w:val="ca-ES"/>
+        </w:rPr>
+        <w:t>’utilitza per ajustar</w:t>
+      </w:r>
+      <w:r>
+        <w:rPr>
+          <w:rFonts w:ascii="Times New Roman" w:hAnsi="Times New Roman" w:cs="Times New Roman"/>
+          <w:sz w:val="20"/>
+          <w:szCs w:val="20"/>
+          <w:lang w:val="ca-ES"/>
+        </w:rPr>
+        <w:t xml:space="preserve"> </w:t>
+      </w:r>
+      <w:proofErr w:type="spellStart"/>
+      <w:r>
+        <w:rPr>
+          <w:rFonts w:ascii="Times New Roman" w:hAnsi="Times New Roman" w:cs="Times New Roman"/>
+          <w:sz w:val="20"/>
+          <w:szCs w:val="20"/>
+          <w:lang w:val="ca-ES"/>
+        </w:rPr>
+        <w:t>pdf’s</w:t>
+      </w:r>
+      <w:proofErr w:type="spellEnd"/>
+      <w:r>
+        <w:rPr>
+          <w:rFonts w:ascii="Times New Roman" w:hAnsi="Times New Roman" w:cs="Times New Roman"/>
+          <w:sz w:val="20"/>
+          <w:szCs w:val="20"/>
+          <w:lang w:val="ca-ES"/>
+        </w:rPr>
+        <w:t xml:space="preserve"> a </w:t>
+      </w:r>
+      <w:proofErr w:type="spellStart"/>
+      <w:r>
+        <w:rPr>
+          <w:rFonts w:ascii="Times New Roman" w:hAnsi="Times New Roman" w:cs="Times New Roman"/>
+          <w:sz w:val="20"/>
+          <w:szCs w:val="20"/>
+          <w:lang w:val="ca-ES"/>
+        </w:rPr>
+        <w:t>subpopulations</w:t>
+      </w:r>
+      <w:proofErr w:type="spellEnd"/>
+      <w:r>
+        <w:rPr>
+          <w:rFonts w:ascii="Times New Roman" w:hAnsi="Times New Roman" w:cs="Times New Roman"/>
+          <w:sz w:val="20"/>
+          <w:szCs w:val="20"/>
+          <w:lang w:val="ca-ES"/>
+        </w:rPr>
+        <w:t xml:space="preserve"> d’una població més general.</w:t>
+      </w:r>
+      <w:r>
+        <w:rPr>
+          <w:rFonts w:ascii="Times New Roman" w:hAnsi="Times New Roman" w:cs="Times New Roman"/>
+          <w:sz w:val="20"/>
+          <w:szCs w:val="20"/>
+          <w:lang w:val="ca-ES"/>
+        </w:rPr>
+        <w:t xml:space="preserve"> </w:t>
+      </w:r>
     </w:p>
     <w:p>
       <w:pPr>
@@ -833,12 +1732,20 @@
         <w:jc w:val="both"/>
         <w:rPr>
           <w:rFonts w:ascii="Times New Roman" w:hAnsi="Times New Roman" w:cs="Times New Roman"/>
-          <w:noProof/>
-          <w:sz w:val="20"/>
-          <w:szCs w:val="20"/>
-          <w:lang w:val="ca-ES"/>
-        </w:rPr>
-      </w:pPr>
+          <w:sz w:val="20"/>
+          <w:szCs w:val="20"/>
+          <w:lang w:val="ca-ES"/>
+        </w:rPr>
+      </w:pPr>
+      <w:r>
+        <w:rPr>
+          <w:rFonts w:ascii="Times New Roman" w:hAnsi="Times New Roman" w:cs="Times New Roman"/>
+          <w:sz w:val="20"/>
+          <w:szCs w:val="20"/>
+          <w:lang w:val="ca-ES"/>
+        </w:rPr>
+        <w:t>La densitat de probabilitat ve donada per:</w:t>
+      </w:r>
     </w:p>
     <w:p>
       <w:pPr>
@@ -850,211 +1757,11 @@
         <w:jc w:val="both"/>
         <w:rPr>
           <w:rFonts w:ascii="Times New Roman" w:hAnsi="Times New Roman" w:cs="Times New Roman"/>
-          <w:noProof/>
-          <w:sz w:val="20"/>
-          <w:szCs w:val="20"/>
-          <w:lang w:val="ca-ES"/>
-        </w:rPr>
-      </w:pPr>
-      <w:r>
-        <w:rPr>
-          <w:rFonts w:ascii="Times New Roman" w:hAnsi="Times New Roman" w:cs="Times New Roman"/>
-          <w:noProof/>
-          <w:sz w:val="20"/>
-          <w:szCs w:val="20"/>
-          <w:lang w:val="ca-ES"/>
-        </w:rPr>
-        <w:t>S’han utilitzat un total de 24 abundàncies per la identificació de clústers: Fe, O, Na, Mg, Al, Si, K, Ca, Sc, Ti, V, Cr, Mn, Co, Ni, Cu, Zn, Y, Zr, Ba, La, Ce, Nd, Eu</w:t>
-      </w:r>
-      <w:r>
-        <w:rPr>
-          <w:rFonts w:ascii="Times New Roman" w:hAnsi="Times New Roman" w:cs="Times New Roman"/>
-          <w:noProof/>
-          <w:sz w:val="20"/>
-          <w:szCs w:val="20"/>
-          <w:lang w:val="ca-ES"/>
-        </w:rPr>
-        <w:t>. L’</w:t>
-      </w:r>
-      <w:r>
-        <w:rPr>
-          <w:rFonts w:ascii="Times New Roman" w:hAnsi="Times New Roman" w:cs="Times New Roman"/>
-          <w:noProof/>
-          <w:sz w:val="20"/>
-          <w:szCs w:val="20"/>
-          <w:lang w:val="ca-ES"/>
-        </w:rPr>
-        <w:t>a</w:t>
-      </w:r>
-      <w:r>
-        <w:rPr>
-          <w:rFonts w:ascii="Times New Roman" w:hAnsi="Times New Roman" w:cs="Times New Roman"/>
-          <w:noProof/>
-          <w:sz w:val="20"/>
-          <w:szCs w:val="20"/>
-          <w:lang w:val="ca-ES"/>
-        </w:rPr>
-        <w:t>n</w:t>
-      </w:r>
-      <w:r>
-        <w:rPr>
-          <w:rFonts w:ascii="Times New Roman" w:hAnsi="Times New Roman" w:cs="Times New Roman"/>
-          <w:noProof/>
-          <w:sz w:val="20"/>
-          <w:szCs w:val="20"/>
-          <w:lang w:val="ca-ES"/>
-        </w:rPr>
-        <w:t>à</w:t>
-      </w:r>
-      <w:r>
-        <w:rPr>
-          <w:rFonts w:ascii="Times New Roman" w:hAnsi="Times New Roman" w:cs="Times New Roman"/>
-          <w:noProof/>
-          <w:sz w:val="20"/>
-          <w:szCs w:val="20"/>
-          <w:lang w:val="ca-ES"/>
-        </w:rPr>
-        <w:t xml:space="preserve">lisi </w:t>
-      </w:r>
-      <w:r>
-        <w:rPr>
-          <w:rFonts w:ascii="Times New Roman" w:hAnsi="Times New Roman" w:cs="Times New Roman"/>
-          <w:noProof/>
-          <w:sz w:val="20"/>
-          <w:szCs w:val="20"/>
-          <w:lang w:val="ca-ES"/>
-        </w:rPr>
-        <w:t xml:space="preserve">posterior </w:t>
-      </w:r>
-      <w:r>
-        <w:rPr>
-          <w:rFonts w:ascii="Times New Roman" w:hAnsi="Times New Roman" w:cs="Times New Roman"/>
-          <w:noProof/>
-          <w:sz w:val="20"/>
-          <w:szCs w:val="20"/>
-          <w:lang w:val="ca-ES"/>
-        </w:rPr>
-        <w:t>s’ha dut a terme representant</w:t>
-      </w:r>
-      <w:r>
-        <w:rPr>
-          <w:rFonts w:ascii="Times New Roman" w:hAnsi="Times New Roman" w:cs="Times New Roman"/>
-          <w:noProof/>
-          <w:sz w:val="20"/>
-          <w:szCs w:val="20"/>
-          <w:lang w:val="ca-ES"/>
-        </w:rPr>
-        <w:t xml:space="preserve"> també</w:t>
-      </w:r>
-      <w:r>
-        <w:rPr>
-          <w:rFonts w:ascii="Times New Roman" w:hAnsi="Times New Roman" w:cs="Times New Roman"/>
-          <w:noProof/>
-          <w:sz w:val="20"/>
-          <w:szCs w:val="20"/>
-          <w:lang w:val="ca-ES"/>
-        </w:rPr>
-        <w:t xml:space="preserve"> magnituds com l’energia, el moment angular</w:t>
-      </w:r>
-      <w:r>
-        <w:rPr>
-          <w:rFonts w:ascii="Times New Roman" w:hAnsi="Times New Roman" w:cs="Times New Roman"/>
-          <w:noProof/>
-          <w:sz w:val="20"/>
-          <w:szCs w:val="20"/>
-          <w:lang w:val="ca-ES"/>
-        </w:rPr>
-        <w:t>,</w:t>
-      </w:r>
-      <w:r>
-        <w:rPr>
-          <w:rFonts w:ascii="Times New Roman" w:hAnsi="Times New Roman" w:cs="Times New Roman"/>
-          <w:noProof/>
-          <w:sz w:val="20"/>
-          <w:szCs w:val="20"/>
-          <w:lang w:val="ca-ES"/>
-        </w:rPr>
-        <w:t xml:space="preserve"> l’excentricitat de l’òrbita</w:t>
-      </w:r>
-      <w:r>
-        <w:rPr>
-          <w:rFonts w:ascii="Times New Roman" w:hAnsi="Times New Roman" w:cs="Times New Roman"/>
-          <w:noProof/>
-          <w:sz w:val="20"/>
-          <w:szCs w:val="20"/>
-          <w:lang w:val="ca-ES"/>
-        </w:rPr>
-        <w:t xml:space="preserve">, les </w:t>
-      </w:r>
-      <w:r>
-        <w:rPr>
-          <w:rFonts w:ascii="Times New Roman" w:hAnsi="Times New Roman" w:cs="Times New Roman"/>
-          <w:noProof/>
-          <w:sz w:val="20"/>
-          <w:szCs w:val="20"/>
-          <w:lang w:val="ca-ES"/>
-        </w:rPr>
-        <w:t>posicions i les velocitats.</w:t>
-      </w:r>
-    </w:p>
-    <w:p>
-      <w:pPr>
-        <w:autoSpaceDE w:val="0"/>
-        <w:autoSpaceDN w:val="0"/>
-        <w:adjustRightInd w:val="0"/>
-        <w:spacing w:after="0" w:line="240" w:lineRule="auto"/>
-        <w:ind w:left="-284"/>
-        <w:jc w:val="both"/>
-        <w:rPr>
-          <w:rFonts w:ascii="cmr10" w:hAnsi="cmr10" w:cs="cmr10"/>
-          <w:noProof/>
-          <w:sz w:val="20"/>
-          <w:szCs w:val="20"/>
-          <w:lang w:val="ca-ES"/>
-        </w:rPr>
-      </w:pPr>
-    </w:p>
-    <w:p>
-      <w:pPr>
-        <w:autoSpaceDE w:val="0"/>
-        <w:autoSpaceDN w:val="0"/>
-        <w:adjustRightInd w:val="0"/>
-        <w:spacing w:after="0" w:line="240" w:lineRule="auto"/>
-        <w:ind w:left="-284"/>
-        <w:jc w:val="both"/>
-        <w:rPr>
-          <w:rFonts w:ascii="cmr10" w:hAnsi="cmr10" w:cs="cmr10"/>
-          <w:noProof/>
-          <w:sz w:val="20"/>
-          <w:szCs w:val="20"/>
-          <w:lang w:val="ca-ES"/>
-        </w:rPr>
-      </w:pPr>
-    </w:p>
-    <w:p>
-      <w:pPr>
-        <w:autoSpaceDE w:val="0"/>
-        <w:autoSpaceDN w:val="0"/>
-        <w:adjustRightInd w:val="0"/>
-        <w:spacing w:after="0" w:line="240" w:lineRule="auto"/>
-        <w:ind w:left="-284"/>
-        <w:jc w:val="both"/>
-        <w:rPr>
-          <w:rFonts w:ascii="cmr10" w:hAnsi="cmr10" w:cs="cmr10"/>
-          <w:noProof/>
-          <w:sz w:val="20"/>
-          <w:szCs w:val="20"/>
-          <w:lang w:val="ca-ES"/>
-        </w:rPr>
-      </w:pPr>
-    </w:p>
-    <w:p>
-      <w:pPr>
-        <w:pStyle w:val="TitleTFGsection"/>
-      </w:pPr>
-      <w:r>
-        <w:t>Extreme Deconvolution</w:t>
-      </w:r>
+          <w:sz w:val="20"/>
+          <w:szCs w:val="20"/>
+          <w:lang w:val="ca-ES"/>
+        </w:rPr>
+      </w:pPr>
     </w:p>
     <w:p>
       <w:pPr>
@@ -1068,15 +1775,17 @@
           <w:rFonts w:ascii="Times New Roman" w:hAnsi="Times New Roman" w:cs="Times New Roman"/>
           <w:sz w:val="20"/>
           <w:szCs w:val="20"/>
-        </w:rPr>
-      </w:pPr>
-      <w:r>
-        <w:rPr>
-          <w:rFonts w:ascii="Times New Roman" w:hAnsi="Times New Roman" w:cs="Times New Roman"/>
-          <w:sz w:val="20"/>
-          <w:szCs w:val="20"/>
-        </w:rPr>
-        <w:t xml:space="preserve">Hi </w:t>
+          <w:lang w:val="ca-ES"/>
+        </w:rPr>
+      </w:pPr>
+      <w:r>
+        <w:rPr>
+          <w:rFonts w:ascii="Times New Roman" w:hAnsi="Times New Roman" w:cs="Times New Roman"/>
+          <w:sz w:val="20"/>
+          <w:szCs w:val="20"/>
+          <w:lang w:val="ca-ES"/>
+        </w:rPr>
+        <w:t>(</w:t>
       </w:r>
       <w:proofErr w:type="spellStart"/>
       <w:r>
@@ -1084,8 +1793,9 @@
           <w:rFonts w:ascii="Times New Roman" w:hAnsi="Times New Roman" w:cs="Times New Roman"/>
           <w:sz w:val="20"/>
           <w:szCs w:val="20"/>
-        </w:rPr>
-        <w:t>ha</w:t>
+          <w:lang w:val="ca-ES"/>
+        </w:rPr>
+        <w:t>eq</w:t>
       </w:r>
       <w:proofErr w:type="spellEnd"/>
       <w:r>
@@ -1093,8 +1803,9 @@
           <w:rFonts w:ascii="Times New Roman" w:hAnsi="Times New Roman" w:cs="Times New Roman"/>
           <w:sz w:val="20"/>
           <w:szCs w:val="20"/>
-        </w:rPr>
-        <w:t xml:space="preserve"> una gran </w:t>
+          <w:lang w:val="ca-ES"/>
+        </w:rPr>
+        <w:t xml:space="preserve"> 6.17 </w:t>
       </w:r>
       <w:proofErr w:type="spellStart"/>
       <w:r>
@@ -1102,8 +1813,9 @@
           <w:rFonts w:ascii="Times New Roman" w:hAnsi="Times New Roman" w:cs="Times New Roman"/>
           <w:sz w:val="20"/>
           <w:szCs w:val="20"/>
-        </w:rPr>
-        <w:t>varietat</w:t>
+          <w:lang w:val="ca-ES"/>
+        </w:rPr>
+        <w:t>Ivec</w:t>
       </w:r>
       <w:proofErr w:type="spellEnd"/>
       <w:r>
@@ -1111,206 +1823,9 @@
           <w:rFonts w:ascii="Times New Roman" w:hAnsi="Times New Roman" w:cs="Times New Roman"/>
           <w:sz w:val="20"/>
           <w:szCs w:val="20"/>
-        </w:rPr>
-        <w:t xml:space="preserve"> de </w:t>
-      </w:r>
-      <w:proofErr w:type="spellStart"/>
-      <w:r>
-        <w:rPr>
-          <w:rFonts w:ascii="Times New Roman" w:hAnsi="Times New Roman" w:cs="Times New Roman"/>
-          <w:sz w:val="20"/>
-          <w:szCs w:val="20"/>
-        </w:rPr>
-        <w:t>mètodes</w:t>
-      </w:r>
-      <w:proofErr w:type="spellEnd"/>
-      <w:r>
-        <w:rPr>
-          <w:rFonts w:ascii="Times New Roman" w:hAnsi="Times New Roman" w:cs="Times New Roman"/>
-          <w:sz w:val="20"/>
-          <w:szCs w:val="20"/>
-        </w:rPr>
-        <w:t xml:space="preserve"> per </w:t>
-      </w:r>
-      <w:proofErr w:type="spellStart"/>
-      <w:r>
-        <w:rPr>
-          <w:rFonts w:ascii="Times New Roman" w:hAnsi="Times New Roman" w:cs="Times New Roman"/>
-          <w:sz w:val="20"/>
-          <w:szCs w:val="20"/>
-        </w:rPr>
-        <w:t>inferir</w:t>
-      </w:r>
-      <w:proofErr w:type="spellEnd"/>
-      <w:r>
-        <w:rPr>
-          <w:rFonts w:ascii="Times New Roman" w:hAnsi="Times New Roman" w:cs="Times New Roman"/>
-          <w:sz w:val="20"/>
-          <w:szCs w:val="20"/>
-        </w:rPr>
-        <w:t xml:space="preserve"> la </w:t>
-      </w:r>
-      <w:proofErr w:type="spellStart"/>
-      <w:r>
-        <w:rPr>
-          <w:rFonts w:ascii="Times New Roman" w:hAnsi="Times New Roman" w:cs="Times New Roman"/>
-          <w:sz w:val="20"/>
-          <w:szCs w:val="20"/>
-        </w:rPr>
-        <w:t>distribució</w:t>
-      </w:r>
-      <w:proofErr w:type="spellEnd"/>
-      <w:r>
-        <w:rPr>
-          <w:rFonts w:ascii="Times New Roman" w:hAnsi="Times New Roman" w:cs="Times New Roman"/>
-          <w:sz w:val="20"/>
-          <w:szCs w:val="20"/>
-        </w:rPr>
-        <w:t xml:space="preserve"> de </w:t>
-      </w:r>
-      <w:proofErr w:type="spellStart"/>
-      <w:r>
-        <w:rPr>
-          <w:rFonts w:ascii="Times New Roman" w:hAnsi="Times New Roman" w:cs="Times New Roman"/>
-          <w:sz w:val="20"/>
-          <w:szCs w:val="20"/>
-        </w:rPr>
-        <w:t>probabilitat</w:t>
-      </w:r>
-      <w:proofErr w:type="spellEnd"/>
-      <w:r>
-        <w:rPr>
-          <w:rFonts w:ascii="Times New Roman" w:hAnsi="Times New Roman" w:cs="Times New Roman"/>
-          <w:sz w:val="20"/>
-          <w:szCs w:val="20"/>
-        </w:rPr>
-        <w:t xml:space="preserve"> d’un </w:t>
-      </w:r>
-      <w:proofErr w:type="spellStart"/>
-      <w:r>
-        <w:rPr>
-          <w:rFonts w:ascii="Times New Roman" w:hAnsi="Times New Roman" w:cs="Times New Roman"/>
-          <w:sz w:val="20"/>
-          <w:szCs w:val="20"/>
-        </w:rPr>
-        <w:t>conjunt</w:t>
-      </w:r>
-      <w:proofErr w:type="spellEnd"/>
-      <w:r>
-        <w:rPr>
-          <w:rFonts w:ascii="Times New Roman" w:hAnsi="Times New Roman" w:cs="Times New Roman"/>
-          <w:sz w:val="20"/>
-          <w:szCs w:val="20"/>
-        </w:rPr>
-        <w:t xml:space="preserve"> de </w:t>
-      </w:r>
-      <w:proofErr w:type="spellStart"/>
-      <w:r>
-        <w:rPr>
-          <w:rFonts w:ascii="Times New Roman" w:hAnsi="Times New Roman" w:cs="Times New Roman"/>
-          <w:sz w:val="20"/>
-          <w:szCs w:val="20"/>
-        </w:rPr>
-        <w:t>dades</w:t>
-      </w:r>
-      <w:proofErr w:type="spellEnd"/>
-      <w:r>
-        <w:rPr>
-          <w:rFonts w:ascii="Times New Roman" w:hAnsi="Times New Roman" w:cs="Times New Roman"/>
-          <w:sz w:val="20"/>
-          <w:szCs w:val="20"/>
-        </w:rPr>
-        <w:t xml:space="preserve">. </w:t>
-      </w:r>
-      <w:proofErr w:type="spellStart"/>
-      <w:r>
-        <w:rPr>
-          <w:rFonts w:ascii="Times New Roman" w:hAnsi="Times New Roman" w:cs="Times New Roman"/>
-          <w:sz w:val="20"/>
-          <w:szCs w:val="20"/>
-        </w:rPr>
-        <w:t>Trobar</w:t>
-      </w:r>
-      <w:proofErr w:type="spellEnd"/>
-      <w:r>
-        <w:rPr>
-          <w:rFonts w:ascii="Times New Roman" w:hAnsi="Times New Roman" w:cs="Times New Roman"/>
-          <w:sz w:val="20"/>
-          <w:szCs w:val="20"/>
-        </w:rPr>
-        <w:t xml:space="preserve"> </w:t>
-      </w:r>
-      <w:proofErr w:type="spellStart"/>
-      <w:r>
-        <w:rPr>
-          <w:rFonts w:ascii="Times New Roman" w:hAnsi="Times New Roman" w:cs="Times New Roman"/>
-          <w:sz w:val="20"/>
-          <w:szCs w:val="20"/>
-        </w:rPr>
-        <w:t>aquesta</w:t>
-      </w:r>
-      <w:proofErr w:type="spellEnd"/>
-      <w:r>
-        <w:rPr>
-          <w:rFonts w:ascii="Times New Roman" w:hAnsi="Times New Roman" w:cs="Times New Roman"/>
-          <w:sz w:val="20"/>
-          <w:szCs w:val="20"/>
-        </w:rPr>
-        <w:t xml:space="preserve"> </w:t>
-      </w:r>
-      <w:proofErr w:type="spellStart"/>
-      <w:r>
-        <w:rPr>
-          <w:rFonts w:ascii="Times New Roman" w:hAnsi="Times New Roman" w:cs="Times New Roman"/>
-          <w:sz w:val="20"/>
-          <w:szCs w:val="20"/>
-        </w:rPr>
-        <w:t>funció</w:t>
-      </w:r>
-      <w:proofErr w:type="spellEnd"/>
-      <w:r>
-        <w:rPr>
-          <w:rFonts w:ascii="Times New Roman" w:hAnsi="Times New Roman" w:cs="Times New Roman"/>
-          <w:sz w:val="20"/>
-          <w:szCs w:val="20"/>
-        </w:rPr>
-        <w:t xml:space="preserve"> de </w:t>
-      </w:r>
-      <w:proofErr w:type="spellStart"/>
-      <w:r>
-        <w:rPr>
-          <w:rFonts w:ascii="Times New Roman" w:hAnsi="Times New Roman" w:cs="Times New Roman"/>
-          <w:sz w:val="20"/>
-          <w:szCs w:val="20"/>
-        </w:rPr>
-        <w:t>densitat</w:t>
-      </w:r>
-      <w:proofErr w:type="spellEnd"/>
-      <w:r>
-        <w:rPr>
-          <w:rFonts w:ascii="Times New Roman" w:hAnsi="Times New Roman" w:cs="Times New Roman"/>
-          <w:sz w:val="20"/>
-          <w:szCs w:val="20"/>
-        </w:rPr>
-        <w:t xml:space="preserve"> (pdf) es </w:t>
-      </w:r>
-      <w:proofErr w:type="spellStart"/>
-      <w:r>
-        <w:rPr>
-          <w:rFonts w:ascii="Times New Roman" w:hAnsi="Times New Roman" w:cs="Times New Roman"/>
-          <w:sz w:val="20"/>
-          <w:szCs w:val="20"/>
-        </w:rPr>
-        <w:t>coneix</w:t>
-      </w:r>
-      <w:proofErr w:type="spellEnd"/>
-      <w:r>
-        <w:rPr>
-          <w:rFonts w:ascii="Times New Roman" w:hAnsi="Times New Roman" w:cs="Times New Roman"/>
-          <w:sz w:val="20"/>
-          <w:szCs w:val="20"/>
-        </w:rPr>
-        <w:t xml:space="preserve"> pel nom de “density estimation”.</w:t>
+          <w:lang w:val="ca-ES"/>
+        </w:rPr>
+        <w:t>)</w:t>
       </w:r>
     </w:p>
     <w:p>
@@ -1325,304 +1840,9 @@
           <w:rFonts w:ascii="Times New Roman" w:hAnsi="Times New Roman" w:cs="Times New Roman"/>
           <w:sz w:val="20"/>
           <w:szCs w:val="20"/>
-        </w:rPr>
-      </w:pPr>
-      <w:r>
-        <w:rPr>
-          <w:rFonts w:ascii="Times New Roman" w:hAnsi="Times New Roman" w:cs="Times New Roman"/>
-          <w:sz w:val="20"/>
-          <w:szCs w:val="20"/>
-        </w:rPr>
-        <w:t xml:space="preserve">Un alter </w:t>
-      </w:r>
-      <w:proofErr w:type="spellStart"/>
-      <w:r>
-        <w:rPr>
-          <w:rFonts w:ascii="Times New Roman" w:hAnsi="Times New Roman" w:cs="Times New Roman"/>
-          <w:sz w:val="20"/>
-          <w:szCs w:val="20"/>
-        </w:rPr>
-        <w:t>problamea</w:t>
-      </w:r>
-      <w:proofErr w:type="spellEnd"/>
-      <w:r>
-        <w:rPr>
-          <w:rFonts w:ascii="Times New Roman" w:hAnsi="Times New Roman" w:cs="Times New Roman"/>
-          <w:sz w:val="20"/>
-          <w:szCs w:val="20"/>
-        </w:rPr>
-        <w:t xml:space="preserve"> que </w:t>
-      </w:r>
-      <w:proofErr w:type="spellStart"/>
-      <w:r>
-        <w:rPr>
-          <w:rFonts w:ascii="Times New Roman" w:hAnsi="Times New Roman" w:cs="Times New Roman"/>
-          <w:sz w:val="20"/>
-          <w:szCs w:val="20"/>
-        </w:rPr>
-        <w:t>deriva</w:t>
-      </w:r>
-      <w:proofErr w:type="spellEnd"/>
-      <w:r>
-        <w:rPr>
-          <w:rFonts w:ascii="Times New Roman" w:hAnsi="Times New Roman" w:cs="Times New Roman"/>
-          <w:sz w:val="20"/>
-          <w:szCs w:val="20"/>
-        </w:rPr>
-        <w:t xml:space="preserve"> del primer </w:t>
-      </w:r>
-      <w:proofErr w:type="spellStart"/>
-      <w:r>
-        <w:rPr>
-          <w:rFonts w:ascii="Times New Roman" w:hAnsi="Times New Roman" w:cs="Times New Roman"/>
-          <w:sz w:val="20"/>
-          <w:szCs w:val="20"/>
-        </w:rPr>
-        <w:t>és</w:t>
-      </w:r>
-      <w:proofErr w:type="spellEnd"/>
-      <w:r>
-        <w:rPr>
-          <w:rFonts w:ascii="Times New Roman" w:hAnsi="Times New Roman" w:cs="Times New Roman"/>
-          <w:sz w:val="20"/>
-          <w:szCs w:val="20"/>
-        </w:rPr>
-        <w:t xml:space="preserve"> </w:t>
-      </w:r>
-      <w:proofErr w:type="spellStart"/>
-      <w:r>
-        <w:rPr>
-          <w:rFonts w:ascii="Times New Roman" w:hAnsi="Times New Roman" w:cs="Times New Roman"/>
-          <w:sz w:val="20"/>
-          <w:szCs w:val="20"/>
-        </w:rPr>
-        <w:t>trobar</w:t>
-      </w:r>
-      <w:proofErr w:type="spellEnd"/>
-      <w:r>
-        <w:rPr>
-          <w:rFonts w:ascii="Times New Roman" w:hAnsi="Times New Roman" w:cs="Times New Roman"/>
-          <w:sz w:val="20"/>
-          <w:szCs w:val="20"/>
-        </w:rPr>
-        <w:t xml:space="preserve"> </w:t>
-      </w:r>
-      <w:proofErr w:type="spellStart"/>
-      <w:r>
-        <w:rPr>
-          <w:rFonts w:ascii="Times New Roman" w:hAnsi="Times New Roman" w:cs="Times New Roman"/>
-          <w:sz w:val="20"/>
-          <w:szCs w:val="20"/>
-        </w:rPr>
-        <w:t>fluctuacions</w:t>
-      </w:r>
-      <w:proofErr w:type="spellEnd"/>
-      <w:r>
-        <w:rPr>
-          <w:rFonts w:ascii="Times New Roman" w:hAnsi="Times New Roman" w:cs="Times New Roman"/>
-          <w:sz w:val="20"/>
-          <w:szCs w:val="20"/>
-        </w:rPr>
-        <w:t xml:space="preserve"> o </w:t>
-      </w:r>
-      <w:proofErr w:type="spellStart"/>
-      <w:r>
-        <w:rPr>
-          <w:rFonts w:ascii="Times New Roman" w:hAnsi="Times New Roman" w:cs="Times New Roman"/>
-          <w:sz w:val="20"/>
-          <w:szCs w:val="20"/>
-        </w:rPr>
-        <w:t>overdensities</w:t>
-      </w:r>
-      <w:proofErr w:type="spellEnd"/>
-      <w:r>
-        <w:rPr>
-          <w:rFonts w:ascii="Times New Roman" w:hAnsi="Times New Roman" w:cs="Times New Roman"/>
-          <w:sz w:val="20"/>
-          <w:szCs w:val="20"/>
-        </w:rPr>
-        <w:t xml:space="preserve"> dins </w:t>
-      </w:r>
-      <w:proofErr w:type="spellStart"/>
-      <w:r>
-        <w:rPr>
-          <w:rFonts w:ascii="Times New Roman" w:hAnsi="Times New Roman" w:cs="Times New Roman"/>
-          <w:sz w:val="20"/>
-          <w:szCs w:val="20"/>
-        </w:rPr>
-        <w:t>l’estructura</w:t>
-      </w:r>
-      <w:proofErr w:type="spellEnd"/>
-      <w:r>
-        <w:rPr>
-          <w:rFonts w:ascii="Times New Roman" w:hAnsi="Times New Roman" w:cs="Times New Roman"/>
-          <w:sz w:val="20"/>
-          <w:szCs w:val="20"/>
-        </w:rPr>
-        <w:t xml:space="preserve"> de les </w:t>
-      </w:r>
-      <w:proofErr w:type="spellStart"/>
-      <w:r>
-        <w:rPr>
-          <w:rFonts w:ascii="Times New Roman" w:hAnsi="Times New Roman" w:cs="Times New Roman"/>
-          <w:sz w:val="20"/>
-          <w:szCs w:val="20"/>
-        </w:rPr>
-        <w:t>dades</w:t>
-      </w:r>
-      <w:proofErr w:type="spellEnd"/>
-      <w:r>
-        <w:rPr>
-          <w:rFonts w:ascii="Times New Roman" w:hAnsi="Times New Roman" w:cs="Times New Roman"/>
-          <w:sz w:val="20"/>
-          <w:szCs w:val="20"/>
-        </w:rPr>
-        <w:t xml:space="preserve"> </w:t>
-      </w:r>
-      <w:proofErr w:type="spellStart"/>
-      <w:r>
-        <w:rPr>
-          <w:rFonts w:ascii="Times New Roman" w:hAnsi="Times New Roman" w:cs="Times New Roman"/>
-          <w:sz w:val="20"/>
-          <w:szCs w:val="20"/>
-        </w:rPr>
-        <w:t>i</w:t>
-      </w:r>
-      <w:proofErr w:type="spellEnd"/>
-      <w:r>
-        <w:rPr>
-          <w:rFonts w:ascii="Times New Roman" w:hAnsi="Times New Roman" w:cs="Times New Roman"/>
-          <w:sz w:val="20"/>
-          <w:szCs w:val="20"/>
-        </w:rPr>
-        <w:t xml:space="preserve"> </w:t>
-      </w:r>
-      <w:proofErr w:type="spellStart"/>
-      <w:r>
-        <w:rPr>
-          <w:rFonts w:ascii="Times New Roman" w:hAnsi="Times New Roman" w:cs="Times New Roman"/>
-          <w:sz w:val="20"/>
-          <w:szCs w:val="20"/>
-        </w:rPr>
-        <w:t>intentar</w:t>
-      </w:r>
-      <w:proofErr w:type="spellEnd"/>
-      <w:r>
-        <w:rPr>
-          <w:rFonts w:ascii="Times New Roman" w:hAnsi="Times New Roman" w:cs="Times New Roman"/>
-          <w:sz w:val="20"/>
-          <w:szCs w:val="20"/>
-        </w:rPr>
-        <w:t xml:space="preserve"> </w:t>
-      </w:r>
-      <w:proofErr w:type="spellStart"/>
-      <w:r>
-        <w:rPr>
-          <w:rFonts w:ascii="Times New Roman" w:hAnsi="Times New Roman" w:cs="Times New Roman"/>
-          <w:sz w:val="20"/>
-          <w:szCs w:val="20"/>
-        </w:rPr>
-        <w:t>classificar</w:t>
-      </w:r>
-      <w:proofErr w:type="spellEnd"/>
-      <w:r>
-        <w:rPr>
-          <w:rFonts w:ascii="Times New Roman" w:hAnsi="Times New Roman" w:cs="Times New Roman"/>
-          <w:sz w:val="20"/>
-          <w:szCs w:val="20"/>
-        </w:rPr>
-        <w:t xml:space="preserve">-les </w:t>
-      </w:r>
-      <w:proofErr w:type="spellStart"/>
-      <w:r>
-        <w:rPr>
-          <w:rFonts w:ascii="Times New Roman" w:hAnsi="Times New Roman" w:cs="Times New Roman"/>
-          <w:sz w:val="20"/>
-          <w:szCs w:val="20"/>
-        </w:rPr>
-        <w:t>sobre</w:t>
-      </w:r>
-      <w:proofErr w:type="spellEnd"/>
-      <w:r>
-        <w:rPr>
-          <w:rFonts w:ascii="Times New Roman" w:hAnsi="Times New Roman" w:cs="Times New Roman"/>
-          <w:sz w:val="20"/>
-          <w:szCs w:val="20"/>
-        </w:rPr>
-        <w:t xml:space="preserve"> un </w:t>
-      </w:r>
-      <w:proofErr w:type="spellStart"/>
-      <w:r>
-        <w:rPr>
-          <w:rFonts w:ascii="Times New Roman" w:hAnsi="Times New Roman" w:cs="Times New Roman"/>
-          <w:sz w:val="20"/>
-          <w:szCs w:val="20"/>
-        </w:rPr>
-        <w:t>espai</w:t>
-      </w:r>
-      <w:proofErr w:type="spellEnd"/>
-      <w:r>
-        <w:rPr>
-          <w:rFonts w:ascii="Times New Roman" w:hAnsi="Times New Roman" w:cs="Times New Roman"/>
-          <w:sz w:val="20"/>
-          <w:szCs w:val="20"/>
-        </w:rPr>
-        <w:t xml:space="preserve"> N-dimensional. </w:t>
-      </w:r>
-      <w:proofErr w:type="spellStart"/>
-      <w:r>
-        <w:rPr>
-          <w:rFonts w:ascii="Times New Roman" w:hAnsi="Times New Roman" w:cs="Times New Roman"/>
-          <w:sz w:val="20"/>
-          <w:szCs w:val="20"/>
-        </w:rPr>
-        <w:t>D’això</w:t>
-      </w:r>
-      <w:proofErr w:type="spellEnd"/>
-      <w:r>
-        <w:rPr>
-          <w:rFonts w:ascii="Times New Roman" w:hAnsi="Times New Roman" w:cs="Times New Roman"/>
-          <w:sz w:val="20"/>
-          <w:szCs w:val="20"/>
-        </w:rPr>
-        <w:t xml:space="preserve"> </w:t>
-      </w:r>
-      <w:proofErr w:type="spellStart"/>
-      <w:r>
-        <w:rPr>
-          <w:rFonts w:ascii="Times New Roman" w:hAnsi="Times New Roman" w:cs="Times New Roman"/>
-          <w:sz w:val="20"/>
-          <w:szCs w:val="20"/>
-        </w:rPr>
-        <w:t>se’n</w:t>
-      </w:r>
-      <w:proofErr w:type="spellEnd"/>
-      <w:r>
-        <w:rPr>
-          <w:rFonts w:ascii="Times New Roman" w:hAnsi="Times New Roman" w:cs="Times New Roman"/>
-          <w:sz w:val="20"/>
-          <w:szCs w:val="20"/>
-        </w:rPr>
-        <w:t xml:space="preserve"> </w:t>
-      </w:r>
-      <w:proofErr w:type="spellStart"/>
-      <w:r>
-        <w:rPr>
-          <w:rFonts w:ascii="Times New Roman" w:hAnsi="Times New Roman" w:cs="Times New Roman"/>
-          <w:sz w:val="20"/>
-          <w:szCs w:val="20"/>
-        </w:rPr>
-        <w:t>diu</w:t>
-      </w:r>
-      <w:proofErr w:type="spellEnd"/>
-      <w:r>
-        <w:rPr>
-          <w:rFonts w:ascii="Times New Roman" w:hAnsi="Times New Roman" w:cs="Times New Roman"/>
-          <w:sz w:val="20"/>
-          <w:szCs w:val="20"/>
-        </w:rPr>
-        <w:t xml:space="preserve"> “clustering”.</w:t>
-      </w:r>
+          <w:lang w:val="ca-ES"/>
+        </w:rPr>
+      </w:pPr>
     </w:p>
     <w:p>
       <w:pPr>
@@ -1636,16 +1856,36 @@
           <w:rFonts w:ascii="Times New Roman" w:hAnsi="Times New Roman" w:cs="Times New Roman"/>
           <w:sz w:val="20"/>
           <w:szCs w:val="20"/>
-        </w:rPr>
-      </w:pPr>
+          <w:lang w:val="ca-ES"/>
+        </w:rPr>
+      </w:pPr>
+      <w:r>
+        <w:rPr>
+          <w:rFonts w:ascii="Times New Roman" w:hAnsi="Times New Roman" w:cs="Times New Roman"/>
+          <w:sz w:val="20"/>
+          <w:szCs w:val="20"/>
+          <w:lang w:val="ca-ES"/>
+        </w:rPr>
+        <w:t>U</w:t>
+      </w:r>
+      <w:r>
+        <w:rPr>
+          <w:rFonts w:ascii="Times New Roman" w:hAnsi="Times New Roman" w:cs="Times New Roman"/>
+          <w:sz w:val="20"/>
+          <w:szCs w:val="20"/>
+          <w:lang w:val="ca-ES"/>
+        </w:rPr>
+        <w:t xml:space="preserve">n gran avantatge dels </w:t>
+      </w:r>
       <w:proofErr w:type="spellStart"/>
       <w:r>
         <w:rPr>
           <w:rFonts w:ascii="Times New Roman" w:hAnsi="Times New Roman" w:cs="Times New Roman"/>
           <w:sz w:val="20"/>
           <w:szCs w:val="20"/>
-        </w:rPr>
-        <w:t>Podem</w:t>
+          <w:lang w:val="ca-ES"/>
+        </w:rPr>
+        <w:t>mixture</w:t>
       </w:r>
       <w:proofErr w:type="spellEnd"/>
       <w:r>
@@ -1653,8 +1893,18 @@
           <w:rFonts w:ascii="Times New Roman" w:hAnsi="Times New Roman" w:cs="Times New Roman"/>
           <w:sz w:val="20"/>
           <w:szCs w:val="20"/>
-        </w:rPr>
-        <w:t xml:space="preserve"> </w:t>
+          <w:lang w:val="ca-ES"/>
+        </w:rPr>
+        <w:t xml:space="preserve"> models és que no requereixen a priori conèixer a quina subpoblació pertany cada punt, són </w:t>
+      </w:r>
+      <w:r>
+        <w:rPr>
+          <w:rFonts w:ascii="Times New Roman" w:hAnsi="Times New Roman" w:cs="Times New Roman"/>
+          <w:sz w:val="20"/>
+          <w:szCs w:val="20"/>
+          <w:lang w:val="ca-ES"/>
+        </w:rPr>
+        <w:t xml:space="preserve">mètodes </w:t>
       </w:r>
       <w:proofErr w:type="spellStart"/>
       <w:r>
@@ -1662,8 +1912,9 @@
           <w:rFonts w:ascii="Times New Roman" w:hAnsi="Times New Roman" w:cs="Times New Roman"/>
           <w:sz w:val="20"/>
           <w:szCs w:val="20"/>
-        </w:rPr>
-        <w:t>diferenciar</w:t>
+          <w:lang w:val="ca-ES"/>
+        </w:rPr>
+        <w:t>unsupervised</w:t>
       </w:r>
       <w:proofErr w:type="spellEnd"/>
       <w:r>
@@ -1671,8 +1922,27 @@
           <w:rFonts w:ascii="Times New Roman" w:hAnsi="Times New Roman" w:cs="Times New Roman"/>
           <w:sz w:val="20"/>
           <w:szCs w:val="20"/>
-        </w:rPr>
-        <w:t xml:space="preserve"> </w:t>
+          <w:lang w:val="ca-ES"/>
+        </w:rPr>
+        <w:t xml:space="preserve">, per tant </w:t>
+      </w:r>
+      <w:r>
+        <w:rPr>
+          <w:rFonts w:ascii="Times New Roman" w:hAnsi="Times New Roman" w:cs="Times New Roman"/>
+          <w:sz w:val="20"/>
+          <w:szCs w:val="20"/>
+          <w:lang w:val="ca-ES"/>
+        </w:rPr>
+        <w:t xml:space="preserve">no </w:t>
+      </w:r>
+      <w:r>
+        <w:rPr>
+          <w:rFonts w:ascii="Times New Roman" w:hAnsi="Times New Roman" w:cs="Times New Roman"/>
+          <w:sz w:val="20"/>
+          <w:szCs w:val="20"/>
+          <w:lang w:val="ca-ES"/>
+        </w:rPr>
+        <w:t xml:space="preserve">prior </w:t>
       </w:r>
       <w:proofErr w:type="spellStart"/>
       <w:r>
@@ -1680,8 +1950,9 @@
           <w:rFonts w:ascii="Times New Roman" w:hAnsi="Times New Roman" w:cs="Times New Roman"/>
           <w:sz w:val="20"/>
           <w:szCs w:val="20"/>
-        </w:rPr>
-        <w:t>els</w:t>
+          <w:lang w:val="ca-ES"/>
+        </w:rPr>
+        <w:t>information</w:t>
       </w:r>
       <w:proofErr w:type="spellEnd"/>
       <w:r>
@@ -1689,8 +1960,9 @@
           <w:rFonts w:ascii="Times New Roman" w:hAnsi="Times New Roman" w:cs="Times New Roman"/>
           <w:sz w:val="20"/>
           <w:szCs w:val="20"/>
-        </w:rPr>
-        <w:t xml:space="preserve"> </w:t>
+          <w:lang w:val="ca-ES"/>
+        </w:rPr>
+        <w:t xml:space="preserve"> is </w:t>
       </w:r>
       <w:proofErr w:type="spellStart"/>
       <w:r>
@@ -1698,8 +1970,9 @@
           <w:rFonts w:ascii="Times New Roman" w:hAnsi="Times New Roman" w:cs="Times New Roman"/>
           <w:sz w:val="20"/>
           <w:szCs w:val="20"/>
-        </w:rPr>
-        <w:t>mètodes</w:t>
+          <w:lang w:val="ca-ES"/>
+        </w:rPr>
+        <w:t>given</w:t>
       </w:r>
       <w:proofErr w:type="spellEnd"/>
       <w:r>
@@ -1707,8 +1980,9 @@
           <w:rFonts w:ascii="Times New Roman" w:hAnsi="Times New Roman" w:cs="Times New Roman"/>
           <w:sz w:val="20"/>
           <w:szCs w:val="20"/>
-        </w:rPr>
-        <w:t xml:space="preserve"> unsupervised </w:t>
+          <w:lang w:val="ca-ES"/>
+        </w:rPr>
+        <w:t xml:space="preserve"> on </w:t>
       </w:r>
       <w:proofErr w:type="spellStart"/>
       <w:r>
@@ -1716,8 +1990,9 @@
           <w:rFonts w:ascii="Times New Roman" w:hAnsi="Times New Roman" w:cs="Times New Roman"/>
           <w:sz w:val="20"/>
           <w:szCs w:val="20"/>
-        </w:rPr>
-        <w:t>dels</w:t>
+          <w:lang w:val="ca-ES"/>
+        </w:rPr>
+        <w:t>the</w:t>
       </w:r>
       <w:proofErr w:type="spellEnd"/>
       <w:r>
@@ -1725,548 +2000,9 @@
           <w:rFonts w:ascii="Times New Roman" w:hAnsi="Times New Roman" w:cs="Times New Roman"/>
           <w:sz w:val="20"/>
           <w:szCs w:val="20"/>
-        </w:rPr>
-        <w:t xml:space="preserve"> supervised methods. Tots ells </w:t>
-      </w:r>
-      <w:proofErr w:type="spellStart"/>
-      <w:r>
-        <w:rPr>
-          <w:rFonts w:ascii="Times New Roman" w:hAnsi="Times New Roman" w:cs="Times New Roman"/>
-          <w:sz w:val="20"/>
-          <w:szCs w:val="20"/>
-        </w:rPr>
-        <w:t>ens</w:t>
-      </w:r>
-      <w:proofErr w:type="spellEnd"/>
-      <w:r>
-        <w:rPr>
-          <w:rFonts w:ascii="Times New Roman" w:hAnsi="Times New Roman" w:cs="Times New Roman"/>
-          <w:sz w:val="20"/>
-          <w:szCs w:val="20"/>
-        </w:rPr>
-        <w:t xml:space="preserve"> </w:t>
-      </w:r>
-      <w:proofErr w:type="spellStart"/>
-      <w:r>
-        <w:rPr>
-          <w:rFonts w:ascii="Times New Roman" w:hAnsi="Times New Roman" w:cs="Times New Roman"/>
-          <w:sz w:val="20"/>
-          <w:szCs w:val="20"/>
-        </w:rPr>
-        <w:t>són</w:t>
-      </w:r>
-      <w:proofErr w:type="spellEnd"/>
-      <w:r>
-        <w:rPr>
-          <w:rFonts w:ascii="Times New Roman" w:hAnsi="Times New Roman" w:cs="Times New Roman"/>
-          <w:sz w:val="20"/>
-          <w:szCs w:val="20"/>
-        </w:rPr>
-        <w:t xml:space="preserve"> </w:t>
-      </w:r>
-      <w:proofErr w:type="spellStart"/>
-      <w:r>
-        <w:rPr>
-          <w:rFonts w:ascii="Times New Roman" w:hAnsi="Times New Roman" w:cs="Times New Roman"/>
-          <w:sz w:val="20"/>
-          <w:szCs w:val="20"/>
-        </w:rPr>
-        <w:t>útils</w:t>
-      </w:r>
-      <w:proofErr w:type="spellEnd"/>
-      <w:r>
-        <w:rPr>
-          <w:rFonts w:ascii="Times New Roman" w:hAnsi="Times New Roman" w:cs="Times New Roman"/>
-          <w:sz w:val="20"/>
-          <w:szCs w:val="20"/>
-        </w:rPr>
-        <w:t xml:space="preserve"> per </w:t>
-      </w:r>
-      <w:proofErr w:type="spellStart"/>
-      <w:r>
-        <w:rPr>
-          <w:rFonts w:ascii="Times New Roman" w:hAnsi="Times New Roman" w:cs="Times New Roman"/>
-          <w:sz w:val="20"/>
-          <w:szCs w:val="20"/>
-        </w:rPr>
-        <w:t>analitzar</w:t>
-      </w:r>
-      <w:proofErr w:type="spellEnd"/>
-      <w:r>
-        <w:rPr>
-          <w:rFonts w:ascii="Times New Roman" w:hAnsi="Times New Roman" w:cs="Times New Roman"/>
-          <w:sz w:val="20"/>
-          <w:szCs w:val="20"/>
-        </w:rPr>
-        <w:t xml:space="preserve"> </w:t>
-      </w:r>
-      <w:proofErr w:type="spellStart"/>
-      <w:r>
-        <w:rPr>
-          <w:rFonts w:ascii="Times New Roman" w:hAnsi="Times New Roman" w:cs="Times New Roman"/>
-          <w:sz w:val="20"/>
-          <w:szCs w:val="20"/>
-        </w:rPr>
-        <w:t>l’estructura</w:t>
-      </w:r>
-      <w:proofErr w:type="spellEnd"/>
-      <w:r>
-        <w:rPr>
-          <w:rFonts w:ascii="Times New Roman" w:hAnsi="Times New Roman" w:cs="Times New Roman"/>
-          <w:sz w:val="20"/>
-          <w:szCs w:val="20"/>
-        </w:rPr>
-        <w:t xml:space="preserve"> d’un </w:t>
-      </w:r>
-      <w:proofErr w:type="spellStart"/>
-      <w:r>
-        <w:rPr>
-          <w:rFonts w:ascii="Times New Roman" w:hAnsi="Times New Roman" w:cs="Times New Roman"/>
-          <w:sz w:val="20"/>
-          <w:szCs w:val="20"/>
-        </w:rPr>
-        <w:t>conjunt</w:t>
-      </w:r>
-      <w:proofErr w:type="spellEnd"/>
-      <w:r>
-        <w:rPr>
-          <w:rFonts w:ascii="Times New Roman" w:hAnsi="Times New Roman" w:cs="Times New Roman"/>
-          <w:sz w:val="20"/>
-          <w:szCs w:val="20"/>
-        </w:rPr>
-        <w:t xml:space="preserve"> de </w:t>
-      </w:r>
-      <w:proofErr w:type="spellStart"/>
-      <w:r>
-        <w:rPr>
-          <w:rFonts w:ascii="Times New Roman" w:hAnsi="Times New Roman" w:cs="Times New Roman"/>
-          <w:sz w:val="20"/>
-          <w:szCs w:val="20"/>
-        </w:rPr>
-        <w:t>dades</w:t>
-      </w:r>
-      <w:proofErr w:type="spellEnd"/>
-      <w:r>
-        <w:rPr>
-          <w:rFonts w:ascii="Times New Roman" w:hAnsi="Times New Roman" w:cs="Times New Roman"/>
-          <w:sz w:val="20"/>
-          <w:szCs w:val="20"/>
-        </w:rPr>
-        <w:t xml:space="preserve">, </w:t>
-      </w:r>
-      <w:proofErr w:type="spellStart"/>
-      <w:r>
-        <w:rPr>
-          <w:rFonts w:ascii="Times New Roman" w:hAnsi="Times New Roman" w:cs="Times New Roman"/>
-          <w:sz w:val="20"/>
-          <w:szCs w:val="20"/>
-        </w:rPr>
-        <w:t>però</w:t>
-      </w:r>
-      <w:proofErr w:type="spellEnd"/>
-      <w:r>
-        <w:rPr>
-          <w:rFonts w:ascii="Times New Roman" w:hAnsi="Times New Roman" w:cs="Times New Roman"/>
-          <w:sz w:val="20"/>
-          <w:szCs w:val="20"/>
-        </w:rPr>
-        <w:t xml:space="preserve"> hem de </w:t>
-      </w:r>
-      <w:proofErr w:type="spellStart"/>
-      <w:r>
-        <w:rPr>
-          <w:rFonts w:ascii="Times New Roman" w:hAnsi="Times New Roman" w:cs="Times New Roman"/>
-          <w:sz w:val="20"/>
-          <w:szCs w:val="20"/>
-        </w:rPr>
-        <w:t>tenir</w:t>
-      </w:r>
-      <w:proofErr w:type="spellEnd"/>
-      <w:r>
-        <w:rPr>
-          <w:rFonts w:ascii="Times New Roman" w:hAnsi="Times New Roman" w:cs="Times New Roman"/>
-          <w:sz w:val="20"/>
-          <w:szCs w:val="20"/>
-        </w:rPr>
-        <w:t xml:space="preserve"> </w:t>
-      </w:r>
-      <w:proofErr w:type="spellStart"/>
-      <w:r>
-        <w:rPr>
-          <w:rFonts w:ascii="Times New Roman" w:hAnsi="Times New Roman" w:cs="Times New Roman"/>
-          <w:sz w:val="20"/>
-          <w:szCs w:val="20"/>
-        </w:rPr>
-        <w:t>en</w:t>
-      </w:r>
-      <w:proofErr w:type="spellEnd"/>
-      <w:r>
-        <w:rPr>
-          <w:rFonts w:ascii="Times New Roman" w:hAnsi="Times New Roman" w:cs="Times New Roman"/>
-          <w:sz w:val="20"/>
-          <w:szCs w:val="20"/>
-        </w:rPr>
-        <w:t xml:space="preserve"> </w:t>
-      </w:r>
-      <w:proofErr w:type="spellStart"/>
-      <w:r>
-        <w:rPr>
-          <w:rFonts w:ascii="Times New Roman" w:hAnsi="Times New Roman" w:cs="Times New Roman"/>
-          <w:sz w:val="20"/>
-          <w:szCs w:val="20"/>
-        </w:rPr>
-        <w:t>compte</w:t>
-      </w:r>
-      <w:proofErr w:type="spellEnd"/>
-      <w:r>
-        <w:rPr>
-          <w:rFonts w:ascii="Times New Roman" w:hAnsi="Times New Roman" w:cs="Times New Roman"/>
-          <w:sz w:val="20"/>
-          <w:szCs w:val="20"/>
-        </w:rPr>
-        <w:t xml:space="preserve"> quins </w:t>
-      </w:r>
-      <w:proofErr w:type="spellStart"/>
-      <w:r>
-        <w:rPr>
-          <w:rFonts w:ascii="Times New Roman" w:hAnsi="Times New Roman" w:cs="Times New Roman"/>
-          <w:sz w:val="20"/>
-          <w:szCs w:val="20"/>
-        </w:rPr>
-        <w:t>s’adapten</w:t>
-      </w:r>
-      <w:proofErr w:type="spellEnd"/>
-      <w:r>
-        <w:rPr>
-          <w:rFonts w:ascii="Times New Roman" w:hAnsi="Times New Roman" w:cs="Times New Roman"/>
-          <w:sz w:val="20"/>
-          <w:szCs w:val="20"/>
-        </w:rPr>
-        <w:t xml:space="preserve"> </w:t>
-      </w:r>
-      <w:proofErr w:type="spellStart"/>
-      <w:r>
-        <w:rPr>
-          <w:rFonts w:ascii="Times New Roman" w:hAnsi="Times New Roman" w:cs="Times New Roman"/>
-          <w:sz w:val="20"/>
-          <w:szCs w:val="20"/>
-        </w:rPr>
-        <w:t>millor</w:t>
-      </w:r>
-      <w:proofErr w:type="spellEnd"/>
-      <w:r>
-        <w:rPr>
-          <w:rFonts w:ascii="Times New Roman" w:hAnsi="Times New Roman" w:cs="Times New Roman"/>
-          <w:sz w:val="20"/>
-          <w:szCs w:val="20"/>
-        </w:rPr>
-        <w:t xml:space="preserve"> al </w:t>
-      </w:r>
-      <w:proofErr w:type="spellStart"/>
-      <w:r>
-        <w:rPr>
-          <w:rFonts w:ascii="Times New Roman" w:hAnsi="Times New Roman" w:cs="Times New Roman"/>
-          <w:sz w:val="20"/>
-          <w:szCs w:val="20"/>
-        </w:rPr>
-        <w:t>problema</w:t>
-      </w:r>
-      <w:proofErr w:type="spellEnd"/>
-      <w:r>
-        <w:rPr>
-          <w:rFonts w:ascii="Times New Roman" w:hAnsi="Times New Roman" w:cs="Times New Roman"/>
-          <w:sz w:val="20"/>
-          <w:szCs w:val="20"/>
-        </w:rPr>
-        <w:t xml:space="preserve"> </w:t>
-      </w:r>
-      <w:proofErr w:type="spellStart"/>
-      <w:r>
-        <w:rPr>
-          <w:rFonts w:ascii="Times New Roman" w:hAnsi="Times New Roman" w:cs="Times New Roman"/>
-          <w:sz w:val="20"/>
-          <w:szCs w:val="20"/>
-        </w:rPr>
-        <w:t>en</w:t>
-      </w:r>
-      <w:proofErr w:type="spellEnd"/>
-      <w:r>
-        <w:rPr>
-          <w:rFonts w:ascii="Times New Roman" w:hAnsi="Times New Roman" w:cs="Times New Roman"/>
-          <w:sz w:val="20"/>
-          <w:szCs w:val="20"/>
-        </w:rPr>
-        <w:t xml:space="preserve"> </w:t>
-      </w:r>
-      <w:proofErr w:type="spellStart"/>
-      <w:r>
-        <w:rPr>
-          <w:rFonts w:ascii="Times New Roman" w:hAnsi="Times New Roman" w:cs="Times New Roman"/>
-          <w:sz w:val="20"/>
-          <w:szCs w:val="20"/>
-        </w:rPr>
-        <w:t>cada</w:t>
-      </w:r>
-      <w:proofErr w:type="spellEnd"/>
-      <w:r>
-        <w:rPr>
-          <w:rFonts w:ascii="Times New Roman" w:hAnsi="Times New Roman" w:cs="Times New Roman"/>
-          <w:sz w:val="20"/>
-          <w:szCs w:val="20"/>
-        </w:rPr>
-        <w:t xml:space="preserve"> </w:t>
-      </w:r>
-      <w:proofErr w:type="spellStart"/>
-      <w:proofErr w:type="gramStart"/>
-      <w:r>
-        <w:rPr>
-          <w:rFonts w:ascii="Times New Roman" w:hAnsi="Times New Roman" w:cs="Times New Roman"/>
-          <w:sz w:val="20"/>
-          <w:szCs w:val="20"/>
-        </w:rPr>
-        <w:t>cas</w:t>
-      </w:r>
-      <w:proofErr w:type="spellEnd"/>
-      <w:r>
-        <w:rPr>
-          <w:rFonts w:ascii="Times New Roman" w:hAnsi="Times New Roman" w:cs="Times New Roman"/>
-          <w:sz w:val="20"/>
-          <w:szCs w:val="20"/>
-        </w:rPr>
-        <w:t>.</w:t>
-      </w:r>
-      <w:r>
-        <w:rPr>
-          <w:rFonts w:ascii="Times New Roman" w:hAnsi="Times New Roman" w:cs="Times New Roman"/>
-          <w:sz w:val="20"/>
-          <w:szCs w:val="20"/>
-        </w:rPr>
-        <w:t>.</w:t>
-      </w:r>
-      <w:proofErr w:type="gramEnd"/>
-      <w:r>
-        <w:rPr>
-          <w:rFonts w:ascii="Times New Roman" w:hAnsi="Times New Roman" w:cs="Times New Roman"/>
-          <w:sz w:val="20"/>
-          <w:szCs w:val="20"/>
-        </w:rPr>
-        <w:t xml:space="preserve"> Els models unsupervised, a </w:t>
-      </w:r>
-      <w:proofErr w:type="spellStart"/>
-      <w:r>
-        <w:rPr>
-          <w:rFonts w:ascii="Times New Roman" w:hAnsi="Times New Roman" w:cs="Times New Roman"/>
-          <w:sz w:val="20"/>
-          <w:szCs w:val="20"/>
-        </w:rPr>
-        <w:t>diferència</w:t>
-      </w:r>
-      <w:proofErr w:type="spellEnd"/>
-      <w:r>
-        <w:rPr>
-          <w:rFonts w:ascii="Times New Roman" w:hAnsi="Times New Roman" w:cs="Times New Roman"/>
-          <w:sz w:val="20"/>
-          <w:szCs w:val="20"/>
-        </w:rPr>
-        <w:t xml:space="preserve"> </w:t>
-      </w:r>
-      <w:proofErr w:type="spellStart"/>
-      <w:r>
-        <w:rPr>
-          <w:rFonts w:ascii="Times New Roman" w:hAnsi="Times New Roman" w:cs="Times New Roman"/>
-          <w:sz w:val="20"/>
-          <w:szCs w:val="20"/>
-        </w:rPr>
-        <w:t>dels</w:t>
-      </w:r>
-      <w:proofErr w:type="spellEnd"/>
-      <w:r>
-        <w:rPr>
-          <w:rFonts w:ascii="Times New Roman" w:hAnsi="Times New Roman" w:cs="Times New Roman"/>
-          <w:sz w:val="20"/>
-          <w:szCs w:val="20"/>
-        </w:rPr>
-        <w:t xml:space="preserve"> supervised, no </w:t>
-      </w:r>
-      <w:proofErr w:type="spellStart"/>
-      <w:r>
-        <w:rPr>
-          <w:rFonts w:ascii="Times New Roman" w:hAnsi="Times New Roman" w:cs="Times New Roman"/>
-          <w:sz w:val="20"/>
-          <w:szCs w:val="20"/>
-        </w:rPr>
-        <w:t>disposen</w:t>
-      </w:r>
-      <w:proofErr w:type="spellEnd"/>
-      <w:r>
-        <w:rPr>
-          <w:rFonts w:ascii="Times New Roman" w:hAnsi="Times New Roman" w:cs="Times New Roman"/>
-          <w:sz w:val="20"/>
-          <w:szCs w:val="20"/>
-        </w:rPr>
-        <w:t xml:space="preserve"> de prior info </w:t>
-      </w:r>
-      <w:proofErr w:type="spellStart"/>
-      <w:r>
-        <w:rPr>
-          <w:rFonts w:ascii="Times New Roman" w:hAnsi="Times New Roman" w:cs="Times New Roman"/>
-          <w:sz w:val="20"/>
-          <w:szCs w:val="20"/>
-        </w:rPr>
-        <w:t>sobre</w:t>
-      </w:r>
-      <w:proofErr w:type="spellEnd"/>
-      <w:r>
-        <w:rPr>
-          <w:rFonts w:ascii="Times New Roman" w:hAnsi="Times New Roman" w:cs="Times New Roman"/>
-          <w:sz w:val="20"/>
-          <w:szCs w:val="20"/>
-        </w:rPr>
-        <w:t xml:space="preserve"> les classes, no </w:t>
-      </w:r>
-      <w:proofErr w:type="spellStart"/>
-      <w:r>
-        <w:rPr>
-          <w:rFonts w:ascii="Times New Roman" w:hAnsi="Times New Roman" w:cs="Times New Roman"/>
-          <w:sz w:val="20"/>
-          <w:szCs w:val="20"/>
-        </w:rPr>
-        <w:t>tenen</w:t>
-      </w:r>
-      <w:proofErr w:type="spellEnd"/>
-      <w:r>
-        <w:rPr>
-          <w:rFonts w:ascii="Times New Roman" w:hAnsi="Times New Roman" w:cs="Times New Roman"/>
-          <w:sz w:val="20"/>
-          <w:szCs w:val="20"/>
-        </w:rPr>
-        <w:t xml:space="preserve"> </w:t>
-      </w:r>
-      <w:proofErr w:type="spellStart"/>
-      <w:r>
-        <w:rPr>
-          <w:rFonts w:ascii="Times New Roman" w:hAnsi="Times New Roman" w:cs="Times New Roman"/>
-          <w:sz w:val="20"/>
-          <w:szCs w:val="20"/>
-        </w:rPr>
-        <w:t>etiquetes</w:t>
-      </w:r>
-      <w:proofErr w:type="spellEnd"/>
-      <w:r>
-        <w:rPr>
-          <w:rFonts w:ascii="Times New Roman" w:hAnsi="Times New Roman" w:cs="Times New Roman"/>
-          <w:sz w:val="20"/>
-          <w:szCs w:val="20"/>
-        </w:rPr>
-        <w:t xml:space="preserve"> </w:t>
-      </w:r>
-      <w:proofErr w:type="spellStart"/>
-      <w:r>
-        <w:rPr>
-          <w:rFonts w:ascii="Times New Roman" w:hAnsi="Times New Roman" w:cs="Times New Roman"/>
-          <w:sz w:val="20"/>
-          <w:szCs w:val="20"/>
-        </w:rPr>
-        <w:t>en</w:t>
-      </w:r>
-      <w:proofErr w:type="spellEnd"/>
-      <w:r>
-        <w:rPr>
-          <w:rFonts w:ascii="Times New Roman" w:hAnsi="Times New Roman" w:cs="Times New Roman"/>
-          <w:sz w:val="20"/>
-          <w:szCs w:val="20"/>
-        </w:rPr>
-        <w:t xml:space="preserve"> </w:t>
-      </w:r>
-      <w:proofErr w:type="spellStart"/>
-      <w:r>
-        <w:rPr>
-          <w:rFonts w:ascii="Times New Roman" w:hAnsi="Times New Roman" w:cs="Times New Roman"/>
-          <w:sz w:val="20"/>
-          <w:szCs w:val="20"/>
-        </w:rPr>
-        <w:t>què</w:t>
-      </w:r>
-      <w:proofErr w:type="spellEnd"/>
-      <w:r>
-        <w:rPr>
-          <w:rFonts w:ascii="Times New Roman" w:hAnsi="Times New Roman" w:cs="Times New Roman"/>
-          <w:sz w:val="20"/>
-          <w:szCs w:val="20"/>
-        </w:rPr>
-        <w:t xml:space="preserve"> </w:t>
-      </w:r>
-      <w:proofErr w:type="spellStart"/>
-      <w:r>
-        <w:rPr>
-          <w:rFonts w:ascii="Times New Roman" w:hAnsi="Times New Roman" w:cs="Times New Roman"/>
-          <w:sz w:val="20"/>
-          <w:szCs w:val="20"/>
-        </w:rPr>
-        <w:t>classificar</w:t>
-      </w:r>
-      <w:proofErr w:type="spellEnd"/>
-      <w:r>
-        <w:rPr>
-          <w:rFonts w:ascii="Times New Roman" w:hAnsi="Times New Roman" w:cs="Times New Roman"/>
-          <w:sz w:val="20"/>
-          <w:szCs w:val="20"/>
-        </w:rPr>
-        <w:t xml:space="preserve"> la </w:t>
-      </w:r>
-      <w:proofErr w:type="spellStart"/>
-      <w:r>
-        <w:rPr>
-          <w:rFonts w:ascii="Times New Roman" w:hAnsi="Times New Roman" w:cs="Times New Roman"/>
-          <w:sz w:val="20"/>
-          <w:szCs w:val="20"/>
-        </w:rPr>
-        <w:t>mostra</w:t>
-      </w:r>
-      <w:proofErr w:type="spellEnd"/>
-      <w:r>
-        <w:rPr>
-          <w:rFonts w:ascii="Times New Roman" w:hAnsi="Times New Roman" w:cs="Times New Roman"/>
-          <w:sz w:val="20"/>
-          <w:szCs w:val="20"/>
-        </w:rPr>
-        <w:t xml:space="preserve">/dataset/el </w:t>
-      </w:r>
-      <w:proofErr w:type="spellStart"/>
-      <w:r>
-        <w:rPr>
-          <w:rFonts w:ascii="Times New Roman" w:hAnsi="Times New Roman" w:cs="Times New Roman"/>
-          <w:sz w:val="20"/>
-          <w:szCs w:val="20"/>
-        </w:rPr>
-        <w:t>conjunt</w:t>
-      </w:r>
-      <w:proofErr w:type="spellEnd"/>
-      <w:r>
-        <w:rPr>
-          <w:rFonts w:ascii="Times New Roman" w:hAnsi="Times New Roman" w:cs="Times New Roman"/>
-          <w:sz w:val="20"/>
-          <w:szCs w:val="20"/>
-        </w:rPr>
-        <w:t xml:space="preserve"> de punts, </w:t>
-      </w:r>
-      <w:proofErr w:type="spellStart"/>
-      <w:r>
-        <w:rPr>
-          <w:rFonts w:ascii="Times New Roman" w:hAnsi="Times New Roman" w:cs="Times New Roman"/>
-          <w:sz w:val="20"/>
-          <w:szCs w:val="20"/>
-        </w:rPr>
-        <w:t>en</w:t>
-      </w:r>
-      <w:proofErr w:type="spellEnd"/>
-      <w:r>
-        <w:rPr>
-          <w:rFonts w:ascii="Times New Roman" w:hAnsi="Times New Roman" w:cs="Times New Roman"/>
-          <w:sz w:val="20"/>
-          <w:szCs w:val="20"/>
-        </w:rPr>
-        <w:t xml:space="preserve"> fer clustering.</w:t>
+          <w:lang w:val="ca-ES"/>
+        </w:rPr>
+        <w:t xml:space="preserve"> data.</w:t>
       </w:r>
     </w:p>
     <w:p>
@@ -2281,15 +2017,26 @@
           <w:rFonts w:ascii="Times New Roman" w:hAnsi="Times New Roman" w:cs="Times New Roman"/>
           <w:sz w:val="20"/>
           <w:szCs w:val="20"/>
-        </w:rPr>
-      </w:pPr>
-      <w:r>
-        <w:rPr>
-          <w:rFonts w:ascii="Times New Roman" w:hAnsi="Times New Roman" w:cs="Times New Roman"/>
-          <w:sz w:val="20"/>
-          <w:szCs w:val="20"/>
-        </w:rPr>
-        <w:t xml:space="preserve">El </w:t>
+          <w:lang w:val="ca-ES"/>
+        </w:rPr>
+      </w:pPr>
+      <w:r>
+        <w:rPr>
+          <w:rFonts w:ascii="Times New Roman" w:hAnsi="Times New Roman" w:cs="Times New Roman"/>
+          <w:sz w:val="20"/>
+          <w:szCs w:val="20"/>
+          <w:lang w:val="ca-ES"/>
+        </w:rPr>
+        <w:t xml:space="preserve">Quan el conjunt de dades presenta error de mesura també podem utilitzar GMM, i això s’anomena </w:t>
+      </w:r>
+      <w:r>
+        <w:rPr>
+          <w:rFonts w:ascii="Times New Roman" w:hAnsi="Times New Roman" w:cs="Times New Roman"/>
+          <w:sz w:val="20"/>
+          <w:szCs w:val="20"/>
+          <w:lang w:val="ca-ES"/>
+        </w:rPr>
+        <w:t>‘</w:t>
       </w:r>
       <w:proofErr w:type="spellStart"/>
       <w:r>
@@ -2297,8 +2044,9 @@
           <w:rFonts w:ascii="Times New Roman" w:hAnsi="Times New Roman" w:cs="Times New Roman"/>
           <w:sz w:val="20"/>
           <w:szCs w:val="20"/>
-        </w:rPr>
-        <w:t>mètode</w:t>
+          <w:lang w:val="ca-ES"/>
+        </w:rPr>
+        <w:t>Extreme</w:t>
       </w:r>
       <w:proofErr w:type="spellEnd"/>
       <w:r>
@@ -2306,8 +2054,9 @@
           <w:rFonts w:ascii="Times New Roman" w:hAnsi="Times New Roman" w:cs="Times New Roman"/>
           <w:sz w:val="20"/>
           <w:szCs w:val="20"/>
-        </w:rPr>
-        <w:t xml:space="preserve"> de Density Estimation </w:t>
+          <w:lang w:val="ca-ES"/>
+        </w:rPr>
+        <w:t xml:space="preserve"> </w:t>
       </w:r>
       <w:proofErr w:type="spellStart"/>
       <w:r>
@@ -2315,8 +2064,9 @@
           <w:rFonts w:ascii="Times New Roman" w:hAnsi="Times New Roman" w:cs="Times New Roman"/>
           <w:sz w:val="20"/>
           <w:szCs w:val="20"/>
-        </w:rPr>
-        <w:t>utilitzat</w:t>
+          <w:lang w:val="ca-ES"/>
+        </w:rPr>
+        <w:t>Deconvolution</w:t>
       </w:r>
       <w:proofErr w:type="spellEnd"/>
       <w:r>
@@ -2324,250 +2074,27 @@
           <w:rFonts w:ascii="Times New Roman" w:hAnsi="Times New Roman" w:cs="Times New Roman"/>
           <w:sz w:val="20"/>
           <w:szCs w:val="20"/>
-        </w:rPr>
-        <w:t xml:space="preserve"> </w:t>
-      </w:r>
-      <w:proofErr w:type="spellStart"/>
-      <w:r>
-        <w:rPr>
-          <w:rFonts w:ascii="Times New Roman" w:hAnsi="Times New Roman" w:cs="Times New Roman"/>
-          <w:sz w:val="20"/>
-          <w:szCs w:val="20"/>
-        </w:rPr>
-        <w:t>és</w:t>
-      </w:r>
-      <w:proofErr w:type="spellEnd"/>
-      <w:r>
-        <w:rPr>
-          <w:rFonts w:ascii="Times New Roman" w:hAnsi="Times New Roman" w:cs="Times New Roman"/>
-          <w:sz w:val="20"/>
-          <w:szCs w:val="20"/>
-        </w:rPr>
-        <w:t xml:space="preserve"> el GMM. A </w:t>
-      </w:r>
-      <w:proofErr w:type="spellStart"/>
-      <w:r>
-        <w:rPr>
-          <w:rFonts w:ascii="Times New Roman" w:hAnsi="Times New Roman" w:cs="Times New Roman"/>
-          <w:sz w:val="20"/>
-          <w:szCs w:val="20"/>
-        </w:rPr>
-        <w:t>diferència</w:t>
-      </w:r>
-      <w:proofErr w:type="spellEnd"/>
-      <w:r>
-        <w:rPr>
-          <w:rFonts w:ascii="Times New Roman" w:hAnsi="Times New Roman" w:cs="Times New Roman"/>
-          <w:sz w:val="20"/>
-          <w:szCs w:val="20"/>
-        </w:rPr>
-        <w:t xml:space="preserve"> de </w:t>
-      </w:r>
-      <w:proofErr w:type="spellStart"/>
-      <w:r>
-        <w:rPr>
-          <w:rFonts w:ascii="Times New Roman" w:hAnsi="Times New Roman" w:cs="Times New Roman"/>
-          <w:sz w:val="20"/>
-          <w:szCs w:val="20"/>
-        </w:rPr>
-        <w:t>mètodes</w:t>
-      </w:r>
-      <w:proofErr w:type="spellEnd"/>
-      <w:r>
-        <w:rPr>
-          <w:rFonts w:ascii="Times New Roman" w:hAnsi="Times New Roman" w:cs="Times New Roman"/>
-          <w:sz w:val="20"/>
-          <w:szCs w:val="20"/>
-        </w:rPr>
-        <w:t xml:space="preserve"> com KDE o Nearest Neighbours Density Estimation (</w:t>
-      </w:r>
-      <w:proofErr w:type="spellStart"/>
-      <w:r>
-        <w:rPr>
-          <w:rFonts w:ascii="Times New Roman" w:hAnsi="Times New Roman" w:cs="Times New Roman"/>
-          <w:sz w:val="20"/>
-          <w:szCs w:val="20"/>
-        </w:rPr>
-        <w:t>en</w:t>
-      </w:r>
-      <w:proofErr w:type="spellEnd"/>
-      <w:r>
-        <w:rPr>
-          <w:rFonts w:ascii="Times New Roman" w:hAnsi="Times New Roman" w:cs="Times New Roman"/>
-          <w:sz w:val="20"/>
-          <w:szCs w:val="20"/>
-        </w:rPr>
-        <w:t xml:space="preserve"> </w:t>
-      </w:r>
-      <w:proofErr w:type="spellStart"/>
-      <w:r>
-        <w:rPr>
-          <w:rFonts w:ascii="Times New Roman" w:hAnsi="Times New Roman" w:cs="Times New Roman"/>
-          <w:sz w:val="20"/>
-          <w:szCs w:val="20"/>
-        </w:rPr>
-        <w:t>què</w:t>
-      </w:r>
-      <w:proofErr w:type="spellEnd"/>
-      <w:r>
-        <w:rPr>
-          <w:rFonts w:ascii="Times New Roman" w:hAnsi="Times New Roman" w:cs="Times New Roman"/>
-          <w:sz w:val="20"/>
-          <w:szCs w:val="20"/>
-        </w:rPr>
-        <w:t xml:space="preserve"> no </w:t>
-      </w:r>
-      <w:proofErr w:type="spellStart"/>
-      <w:r>
-        <w:rPr>
-          <w:rFonts w:ascii="Times New Roman" w:hAnsi="Times New Roman" w:cs="Times New Roman"/>
-          <w:sz w:val="20"/>
-          <w:szCs w:val="20"/>
-        </w:rPr>
-        <w:t>s’especifica</w:t>
-      </w:r>
-      <w:proofErr w:type="spellEnd"/>
-      <w:r>
-        <w:rPr>
-          <w:rFonts w:ascii="Times New Roman" w:hAnsi="Times New Roman" w:cs="Times New Roman"/>
-          <w:sz w:val="20"/>
-          <w:szCs w:val="20"/>
-        </w:rPr>
-        <w:t xml:space="preserve"> un model </w:t>
-      </w:r>
-      <w:proofErr w:type="spellStart"/>
-      <w:r>
-        <w:rPr>
-          <w:rFonts w:ascii="Times New Roman" w:hAnsi="Times New Roman" w:cs="Times New Roman"/>
-          <w:sz w:val="20"/>
-          <w:szCs w:val="20"/>
-        </w:rPr>
-        <w:t>funcional</w:t>
-      </w:r>
-      <w:proofErr w:type="spellEnd"/>
-      <w:r>
-        <w:rPr>
-          <w:rFonts w:ascii="Times New Roman" w:hAnsi="Times New Roman" w:cs="Times New Roman"/>
-          <w:sz w:val="20"/>
-          <w:szCs w:val="20"/>
-        </w:rPr>
-        <w:t xml:space="preserve"> al que </w:t>
-      </w:r>
-      <w:proofErr w:type="spellStart"/>
-      <w:r>
-        <w:rPr>
-          <w:rFonts w:ascii="Times New Roman" w:hAnsi="Times New Roman" w:cs="Times New Roman"/>
-          <w:sz w:val="20"/>
-          <w:szCs w:val="20"/>
-        </w:rPr>
-        <w:t>modelar</w:t>
-      </w:r>
-      <w:proofErr w:type="spellEnd"/>
-      <w:r>
-        <w:rPr>
-          <w:rFonts w:ascii="Times New Roman" w:hAnsi="Times New Roman" w:cs="Times New Roman"/>
-          <w:sz w:val="20"/>
-          <w:szCs w:val="20"/>
-        </w:rPr>
-        <w:t xml:space="preserve"> les </w:t>
-      </w:r>
-      <w:proofErr w:type="spellStart"/>
-      <w:r>
-        <w:rPr>
-          <w:rFonts w:ascii="Times New Roman" w:hAnsi="Times New Roman" w:cs="Times New Roman"/>
-          <w:sz w:val="20"/>
-          <w:szCs w:val="20"/>
-        </w:rPr>
-        <w:t>dades</w:t>
-      </w:r>
-      <w:proofErr w:type="spellEnd"/>
-      <w:r>
-        <w:rPr>
-          <w:rFonts w:ascii="Times New Roman" w:hAnsi="Times New Roman" w:cs="Times New Roman"/>
-          <w:sz w:val="20"/>
-          <w:szCs w:val="20"/>
-        </w:rPr>
-        <w:t xml:space="preserve">), el GMM </w:t>
-      </w:r>
-      <w:proofErr w:type="spellStart"/>
-      <w:r>
-        <w:rPr>
-          <w:rFonts w:ascii="Times New Roman" w:hAnsi="Times New Roman" w:cs="Times New Roman"/>
-          <w:sz w:val="20"/>
-          <w:szCs w:val="20"/>
-        </w:rPr>
-        <w:t>ajusta</w:t>
-      </w:r>
-      <w:proofErr w:type="spellEnd"/>
-      <w:r>
-        <w:rPr>
-          <w:rFonts w:ascii="Times New Roman" w:hAnsi="Times New Roman" w:cs="Times New Roman"/>
-          <w:sz w:val="20"/>
-          <w:szCs w:val="20"/>
-        </w:rPr>
-        <w:t xml:space="preserve"> la probability density </w:t>
-      </w:r>
-      <w:proofErr w:type="gramStart"/>
-      <w:r>
-        <w:rPr>
-          <w:rFonts w:ascii="Times New Roman" w:hAnsi="Times New Roman" w:cs="Times New Roman"/>
-          <w:sz w:val="20"/>
-          <w:szCs w:val="20"/>
-        </w:rPr>
-        <w:t>function</w:t>
-      </w:r>
-      <w:proofErr w:type="gramEnd"/>
-      <w:r>
-        <w:rPr>
-          <w:rFonts w:ascii="Times New Roman" w:hAnsi="Times New Roman" w:cs="Times New Roman"/>
-          <w:sz w:val="20"/>
-          <w:szCs w:val="20"/>
-        </w:rPr>
-        <w:t xml:space="preserve"> a una sum of gaussians. </w:t>
-      </w:r>
-      <w:proofErr w:type="spellStart"/>
-      <w:r>
-        <w:rPr>
-          <w:rFonts w:ascii="Times New Roman" w:hAnsi="Times New Roman" w:cs="Times New Roman"/>
-          <w:sz w:val="20"/>
-          <w:szCs w:val="20"/>
-        </w:rPr>
-        <w:t>Així</w:t>
-      </w:r>
-      <w:proofErr w:type="spellEnd"/>
-      <w:r>
-        <w:rPr>
-          <w:rFonts w:ascii="Times New Roman" w:hAnsi="Times New Roman" w:cs="Times New Roman"/>
-          <w:sz w:val="20"/>
-          <w:szCs w:val="20"/>
-        </w:rPr>
-        <w:t xml:space="preserve"> </w:t>
-      </w:r>
-      <w:proofErr w:type="spellStart"/>
-      <w:r>
-        <w:rPr>
-          <w:rFonts w:ascii="Times New Roman" w:hAnsi="Times New Roman" w:cs="Times New Roman"/>
-          <w:sz w:val="20"/>
-          <w:szCs w:val="20"/>
-        </w:rPr>
-        <w:t>doncs</w:t>
-      </w:r>
-      <w:proofErr w:type="spellEnd"/>
-      <w:r>
-        <w:rPr>
-          <w:rFonts w:ascii="Times New Roman" w:hAnsi="Times New Roman" w:cs="Times New Roman"/>
-          <w:sz w:val="20"/>
-          <w:szCs w:val="20"/>
-        </w:rPr>
-        <w:t>, un mixture model és</w:t>
-      </w:r>
-      <w:r>
-        <w:rPr>
-          <w:rFonts w:ascii="Times New Roman" w:hAnsi="Times New Roman" w:cs="Times New Roman"/>
-          <w:sz w:val="20"/>
-          <w:szCs w:val="20"/>
-        </w:rPr>
-        <w:t xml:space="preserve">........................................................................................................................................................................................................................................................................................................................................................................................................................................................................................................ ......................................................................................................................................................................................................................................................................................................................................................................................................................................................................................................... </w:t>
+          <w:lang w:val="ca-ES"/>
+        </w:rPr>
+        <w:t>’</w:t>
+      </w:r>
+      <w:r>
+        <w:rPr>
+          <w:rFonts w:ascii="Times New Roman" w:hAnsi="Times New Roman" w:cs="Times New Roman"/>
+          <w:sz w:val="20"/>
+          <w:szCs w:val="20"/>
+          <w:lang w:val="ca-ES"/>
+        </w:rPr>
+        <w:t xml:space="preserve"> en astronomia. </w:t>
+      </w:r>
+      <w:r>
+        <w:rPr>
+          <w:rFonts w:ascii="Times New Roman" w:hAnsi="Times New Roman" w:cs="Times New Roman"/>
+          <w:sz w:val="20"/>
+          <w:szCs w:val="20"/>
+          <w:lang w:val="ca-ES"/>
+        </w:rPr>
+        <w:t>L’algoritme permet corregir dades amb soroll. Bàsicament assumeix que el valor observat ve donat per un valor real operat amb una matriu de projecció R (computada amb GMM), seguint aquesta relació:</w:t>
       </w:r>
     </w:p>
     <w:p>
@@ -2582,16 +2109,9 @@
           <w:rFonts w:ascii="Times New Roman" w:hAnsi="Times New Roman" w:cs="Times New Roman"/>
           <w:sz w:val="20"/>
           <w:szCs w:val="20"/>
-        </w:rPr>
-      </w:pPr>
-      <w:r>
-        <w:rPr>
-          <w:rFonts w:ascii="Times New Roman" w:hAnsi="Times New Roman" w:cs="Times New Roman"/>
-          <w:sz w:val="20"/>
-          <w:szCs w:val="20"/>
-        </w:rPr>
-        <w:t xml:space="preserve">.................................................................................................................................................................................................................................................................................................................................................................................................................................................................................................... ......................................................................................................................................................................................................................................................................................................................................................................................................................................................................................................... </w:t>
-      </w:r>
+          <w:lang w:val="ca-ES"/>
+        </w:rPr>
+      </w:pPr>
     </w:p>
     <w:p>
       <w:pPr>
@@ -2605,24 +2125,17 @@
           <w:rFonts w:ascii="Times New Roman" w:hAnsi="Times New Roman" w:cs="Times New Roman"/>
           <w:sz w:val="20"/>
           <w:szCs w:val="20"/>
-        </w:rPr>
-      </w:pPr>
-      <w:r>
-        <w:rPr>
-          <w:rFonts w:ascii="Times New Roman" w:hAnsi="Times New Roman" w:cs="Times New Roman"/>
-          <w:sz w:val="20"/>
-          <w:szCs w:val="20"/>
-        </w:rPr>
-        <w:t>....................................................................................................................................................................................................................................................................................................................................................................................................................................................................................................... ......................................................................................................................................................................................................</w:t>
-      </w:r>
-      <w:r>
-        <w:rPr>
-          <w:rFonts w:ascii="Times New Roman" w:hAnsi="Times New Roman" w:cs="Times New Roman"/>
-          <w:sz w:val="20"/>
-          <w:szCs w:val="20"/>
-        </w:rPr>
-        <w:lastRenderedPageBreak/>
-        <w:t xml:space="preserve">................................................................................................................................................................................................................................................................................................... </w:t>
+          <w:lang w:val="ca-ES"/>
+        </w:rPr>
+      </w:pPr>
+      <w:r>
+        <w:rPr>
+          <w:rFonts w:ascii="Times New Roman" w:hAnsi="Times New Roman" w:cs="Times New Roman"/>
+          <w:sz w:val="20"/>
+          <w:szCs w:val="20"/>
+          <w:lang w:val="ca-ES"/>
+        </w:rPr>
+        <w:t>(6.20)</w:t>
       </w:r>
     </w:p>
     <w:p>
@@ -2637,6 +2150,317 @@
           <w:rFonts w:ascii="Times New Roman" w:hAnsi="Times New Roman" w:cs="Times New Roman"/>
           <w:sz w:val="20"/>
           <w:szCs w:val="20"/>
+          <w:lang w:val="ca-ES"/>
+        </w:rPr>
+      </w:pPr>
+    </w:p>
+    <w:p>
+      <w:pPr>
+        <w:autoSpaceDE w:val="0"/>
+        <w:autoSpaceDN w:val="0"/>
+        <w:adjustRightInd w:val="0"/>
+        <w:spacing w:after="0" w:line="240" w:lineRule="auto"/>
+        <w:ind w:left="-284" w:firstLine="284"/>
+        <w:jc w:val="both"/>
+        <w:rPr>
+          <w:rFonts w:ascii="Times New Roman" w:hAnsi="Times New Roman" w:cs="Times New Roman"/>
+          <w:sz w:val="20"/>
+          <w:szCs w:val="20"/>
+          <w:lang w:val="ca-ES"/>
+        </w:rPr>
+      </w:pPr>
+      <w:r>
+        <w:rPr>
+          <w:rFonts w:ascii="Times New Roman" w:hAnsi="Times New Roman" w:cs="Times New Roman"/>
+          <w:sz w:val="20"/>
+          <w:szCs w:val="20"/>
+          <w:lang w:val="ca-ES"/>
+        </w:rPr>
+        <w:t>On E és el soroll.</w:t>
+      </w:r>
+    </w:p>
+    <w:p>
+      <w:pPr>
+        <w:autoSpaceDE w:val="0"/>
+        <w:autoSpaceDN w:val="0"/>
+        <w:adjustRightInd w:val="0"/>
+        <w:spacing w:after="0" w:line="240" w:lineRule="auto"/>
+        <w:ind w:left="-284" w:firstLine="284"/>
+        <w:jc w:val="both"/>
+        <w:rPr>
+          <w:rFonts w:ascii="Times New Roman" w:hAnsi="Times New Roman" w:cs="Times New Roman"/>
+          <w:sz w:val="20"/>
+          <w:szCs w:val="20"/>
+          <w:lang w:val="ca-ES"/>
+        </w:rPr>
+      </w:pPr>
+      <w:r>
+        <w:rPr>
+          <w:rFonts w:ascii="Times New Roman" w:hAnsi="Times New Roman" w:cs="Times New Roman"/>
+          <w:sz w:val="20"/>
+          <w:szCs w:val="20"/>
+          <w:lang w:val="ca-ES"/>
+        </w:rPr>
+        <w:lastRenderedPageBreak/>
+        <w:t>D’aquesta manera l’algoritme pot estimar els valors reals</w:t>
+      </w:r>
+      <w:r>
+        <w:rPr>
+          <w:rFonts w:ascii="Times New Roman" w:hAnsi="Times New Roman" w:cs="Times New Roman"/>
+          <w:sz w:val="20"/>
+          <w:szCs w:val="20"/>
+          <w:lang w:val="ca-ES"/>
+        </w:rPr>
+        <w:t>.</w:t>
+      </w:r>
+      <w:r>
+        <w:rPr>
+          <w:rFonts w:ascii="Times New Roman" w:hAnsi="Times New Roman" w:cs="Times New Roman"/>
+          <w:sz w:val="20"/>
+          <w:szCs w:val="20"/>
+          <w:lang w:val="ca-ES"/>
+        </w:rPr>
+        <w:t xml:space="preserve"> </w:t>
+      </w:r>
+      <w:r>
+        <w:rPr>
+          <w:rFonts w:ascii="Times New Roman" w:hAnsi="Times New Roman" w:cs="Times New Roman"/>
+          <w:sz w:val="20"/>
+          <w:szCs w:val="20"/>
+          <w:lang w:val="ca-ES"/>
+        </w:rPr>
+        <w:t xml:space="preserve">El mètode ha provat ser d’utilitat en casos com </w:t>
+      </w:r>
+      <w:r>
+        <w:rPr>
+          <w:rFonts w:ascii="Times New Roman" w:hAnsi="Times New Roman" w:cs="Times New Roman"/>
+          <w:noProof/>
+          <w:sz w:val="20"/>
+          <w:szCs w:val="20"/>
+          <w:lang w:val="ca-ES"/>
+        </w:rPr>
+        <w:drawing>
+          <wp:inline distT="0" distB="0" distL="0" distR="0" wp14:anchorId="31633689" wp14:editId="0B71977A">
+            <wp:extent cx="2834640" cy="2834640"/>
+            <wp:effectExtent l="0" t="0" r="0" b="0"/>
+            <wp:docPr id="1" name="Imagen 1" descr="Imagen en blanco y negro&#10;&#10;Descripción generada automáticamente con confianza baja"/>
+            <wp:cNvGraphicFramePr>
+              <a:graphicFrameLocks xmlns:a="http://schemas.openxmlformats.org/drawingml/2006/main" noChangeAspect="1"/>
+            </wp:cNvGraphicFramePr>
+            <a:graphic xmlns:a="http://schemas.openxmlformats.org/drawingml/2006/main">
+              <a:graphicData uri="http://schemas.openxmlformats.org/drawingml/2006/picture">
+                <pic:pic xmlns:pic="http://schemas.openxmlformats.org/drawingml/2006/picture">
+                  <pic:nvPicPr>
+                    <pic:cNvPr id="1" name="Imagen 1" descr="Imagen en blanco y negro&#10;&#10;Descripción generada automáticamente con confianza baja"/>
+                    <pic:cNvPicPr/>
+                  </pic:nvPicPr>
+                  <pic:blipFill>
+                    <a:blip r:embed="rId10" cstate="print">
+                      <a:extLst>
+                        <a:ext uri="{28A0092B-C50C-407E-A947-70E740481C1C}">
+                          <a14:useLocalDpi xmlns:a14="http://schemas.microsoft.com/office/drawing/2010/main" val="0"/>
+                        </a:ext>
+                      </a:extLst>
+                    </a:blip>
+                    <a:stretch>
+                      <a:fillRect/>
+                    </a:stretch>
+                  </pic:blipFill>
+                  <pic:spPr>
+                    <a:xfrm>
+                      <a:off x="0" y="0"/>
+                      <a:ext cx="2873808" cy="2873808"/>
+                    </a:xfrm>
+                    <a:prstGeom prst="rect">
+                      <a:avLst/>
+                    </a:prstGeom>
+                  </pic:spPr>
+                </pic:pic>
+              </a:graphicData>
+            </a:graphic>
+          </wp:inline>
+        </w:drawing>
+      </w:r>
+    </w:p>
+    <w:p>
+      <w:pPr>
+        <w:autoSpaceDE w:val="0"/>
+        <w:autoSpaceDN w:val="0"/>
+        <w:adjustRightInd w:val="0"/>
+        <w:spacing w:after="0" w:line="240" w:lineRule="auto"/>
+        <w:ind w:left="-284" w:firstLine="284"/>
+        <w:jc w:val="both"/>
+        <w:rPr>
+          <w:rFonts w:ascii="Times New Roman" w:hAnsi="Times New Roman" w:cs="Times New Roman"/>
+          <w:sz w:val="20"/>
+          <w:szCs w:val="20"/>
+          <w:lang w:val="ca-ES"/>
+        </w:rPr>
+      </w:pPr>
+    </w:p>
+    <w:p>
+      <w:pPr>
+        <w:autoSpaceDE w:val="0"/>
+        <w:autoSpaceDN w:val="0"/>
+        <w:adjustRightInd w:val="0"/>
+        <w:spacing w:after="0" w:line="240" w:lineRule="auto"/>
+        <w:ind w:left="-284" w:firstLine="284"/>
+        <w:jc w:val="both"/>
+        <w:rPr>
+          <w:rFonts w:ascii="Times New Roman" w:hAnsi="Times New Roman" w:cs="Times New Roman"/>
+          <w:sz w:val="20"/>
+          <w:szCs w:val="20"/>
+          <w:lang w:val="ca-ES"/>
+        </w:rPr>
+      </w:pPr>
+    </w:p>
+    <w:p>
+      <w:pPr>
+        <w:autoSpaceDE w:val="0"/>
+        <w:autoSpaceDN w:val="0"/>
+        <w:adjustRightInd w:val="0"/>
+        <w:spacing w:after="0" w:line="240" w:lineRule="auto"/>
+        <w:ind w:left="-284" w:firstLine="284"/>
+        <w:jc w:val="both"/>
+        <w:rPr>
+          <w:rFonts w:ascii="Times New Roman" w:hAnsi="Times New Roman" w:cs="Times New Roman"/>
+          <w:sz w:val="20"/>
+          <w:szCs w:val="20"/>
+          <w:lang w:val="ca-ES"/>
+        </w:rPr>
+      </w:pPr>
+    </w:p>
+    <w:p>
+      <w:pPr>
+        <w:pStyle w:val="TitleTFGsection"/>
+        <w:rPr>
+          <w:noProof/>
+          <w:lang w:val="ca-ES"/>
+        </w:rPr>
+      </w:pPr>
+      <w:r>
+        <w:rPr>
+          <w:noProof/>
+          <w:lang w:val="ca-ES"/>
+        </w:rPr>
+        <w:t>Clustering with XD</w:t>
+      </w:r>
+    </w:p>
+    <w:p>
+      <w:pPr>
+        <w:autoSpaceDE w:val="0"/>
+        <w:autoSpaceDN w:val="0"/>
+        <w:adjustRightInd w:val="0"/>
+        <w:spacing w:after="0" w:line="240" w:lineRule="auto"/>
+        <w:ind w:left="-284" w:firstLine="284"/>
+        <w:jc w:val="both"/>
+        <w:rPr>
+          <w:rFonts w:ascii="Times New Roman" w:hAnsi="Times New Roman" w:cs="Times New Roman"/>
+          <w:sz w:val="20"/>
+          <w:szCs w:val="20"/>
+          <w:lang w:val="ca-ES"/>
+        </w:rPr>
+      </w:pPr>
+    </w:p>
+    <w:p>
+      <w:pPr>
+        <w:autoSpaceDE w:val="0"/>
+        <w:autoSpaceDN w:val="0"/>
+        <w:adjustRightInd w:val="0"/>
+        <w:spacing w:after="0" w:line="240" w:lineRule="auto"/>
+        <w:ind w:left="-284" w:firstLine="284"/>
+        <w:jc w:val="both"/>
+        <w:rPr>
+          <w:rFonts w:ascii="Times New Roman" w:hAnsi="Times New Roman" w:cs="Times New Roman"/>
+          <w:sz w:val="20"/>
+          <w:szCs w:val="20"/>
+        </w:rPr>
+      </w:pPr>
+      <w:r>
+        <w:rPr>
+          <w:rFonts w:ascii="Times New Roman" w:hAnsi="Times New Roman" w:cs="Times New Roman"/>
+          <w:sz w:val="20"/>
+          <w:szCs w:val="20"/>
+          <w:lang w:val="ca-ES"/>
+        </w:rPr>
+        <w:t>.</w:t>
+      </w:r>
+      <w:r>
+        <w:rPr>
+          <w:rFonts w:ascii="Times New Roman" w:hAnsi="Times New Roman" w:cs="Times New Roman"/>
+          <w:sz w:val="20"/>
+          <w:szCs w:val="20"/>
+          <w:lang w:val="ca-ES"/>
+        </w:rPr>
+        <w:t>.......................................................................................................................................................................................................................................................................................................................................................................................................................................................................................................</w:t>
+      </w:r>
+      <w:r>
+        <w:rPr>
+          <w:rFonts w:ascii="Times New Roman" w:hAnsi="Times New Roman" w:cs="Times New Roman"/>
+          <w:sz w:val="20"/>
+          <w:szCs w:val="20"/>
+        </w:rPr>
+        <w:t xml:space="preserve"> ......................................................................................................................................................................................................................................................................................................................................................................................................................................................................................................... </w:t>
+      </w:r>
+    </w:p>
+    <w:p>
+      <w:pPr>
+        <w:autoSpaceDE w:val="0"/>
+        <w:autoSpaceDN w:val="0"/>
+        <w:adjustRightInd w:val="0"/>
+        <w:spacing w:after="0" w:line="240" w:lineRule="auto"/>
+        <w:ind w:left="-284" w:firstLine="284"/>
+        <w:jc w:val="both"/>
+        <w:rPr>
+          <w:rFonts w:ascii="Times New Roman" w:hAnsi="Times New Roman" w:cs="Times New Roman"/>
+          <w:sz w:val="20"/>
+          <w:szCs w:val="20"/>
+        </w:rPr>
+      </w:pPr>
+      <w:r>
+        <w:rPr>
+          <w:rFonts w:ascii="Times New Roman" w:hAnsi="Times New Roman" w:cs="Times New Roman"/>
+          <w:sz w:val="20"/>
+          <w:szCs w:val="20"/>
+        </w:rPr>
+        <w:t xml:space="preserve">.................................................................................................................................................................................................................................................................................................................................................................................................................................................................................................... ......................................................................................................................................................................................................................................................................................................................................................................................................................................................................................................... </w:t>
+      </w:r>
+    </w:p>
+    <w:p>
+      <w:pPr>
+        <w:autoSpaceDE w:val="0"/>
+        <w:autoSpaceDN w:val="0"/>
+        <w:adjustRightInd w:val="0"/>
+        <w:spacing w:after="0" w:line="240" w:lineRule="auto"/>
+        <w:ind w:left="-284" w:firstLine="284"/>
+        <w:jc w:val="both"/>
+        <w:rPr>
+          <w:rFonts w:ascii="Times New Roman" w:hAnsi="Times New Roman" w:cs="Times New Roman"/>
+          <w:sz w:val="20"/>
+          <w:szCs w:val="20"/>
+        </w:rPr>
+      </w:pPr>
+      <w:r>
+        <w:rPr>
+          <w:rFonts w:ascii="Times New Roman" w:hAnsi="Times New Roman" w:cs="Times New Roman"/>
+          <w:sz w:val="20"/>
+          <w:szCs w:val="20"/>
+        </w:rPr>
+        <w:t xml:space="preserve">....................................................................................................................................................................................................................................................................................................................................................................................................................................................................................................... ......................................................................................................................................................................................................................................................................................................................................................................................................................................................................................................... </w:t>
+      </w:r>
+    </w:p>
+    <w:p>
+      <w:pPr>
+        <w:autoSpaceDE w:val="0"/>
+        <w:autoSpaceDN w:val="0"/>
+        <w:adjustRightInd w:val="0"/>
+        <w:spacing w:after="0" w:line="240" w:lineRule="auto"/>
+        <w:ind w:left="-284" w:firstLine="284"/>
+        <w:jc w:val="both"/>
+        <w:rPr>
+          <w:rFonts w:ascii="Times New Roman" w:hAnsi="Times New Roman" w:cs="Times New Roman"/>
+          <w:sz w:val="20"/>
+          <w:szCs w:val="20"/>
         </w:rPr>
       </w:pPr>
       <w:r>
@@ -2653,7 +2477,15 @@
           <w:sz w:val="20"/>
           <w:szCs w:val="20"/>
         </w:rPr>
-        <w:t>......................................................................................................................................................................................................................................................................................................................................................................................................................................................................................................</w:t>
+        <w:t>...</w:t>
+      </w:r>
+      <w:r>
+        <w:rPr>
+          <w:rFonts w:ascii="Times New Roman" w:hAnsi="Times New Roman" w:cs="Times New Roman"/>
+          <w:sz w:val="20"/>
+          <w:szCs w:val="20"/>
+        </w:rPr>
+        <w:t>...................................................................................................................................................................................................................................................................................................................................................................................................................................................................................................</w:t>
       </w:r>
     </w:p>
     <w:p>
@@ -4516,15 +4348,7 @@
           <w:sz w:val="20"/>
           <w:szCs w:val="20"/>
         </w:rPr>
-        <w:t>...................................................................................................................................................................................................................................................................................................</w:t>
-      </w:r>
-      <w:r>
-        <w:rPr>
-          <w:rFonts w:ascii="Times New Roman" w:hAnsi="Times New Roman" w:cs="Times New Roman"/>
-          <w:sz w:val="20"/>
-          <w:szCs w:val="20"/>
-        </w:rPr>
-        <w:t xml:space="preserve">...................................................................................................................................................................................................... ......................................................................................................................................................................................................................................................................................................................................................................................................................................................................................................... </w:t>
+        <w:t xml:space="preserve">......................................................................................................................................................................................................................................................................................................................................................................................................................................................................................................... ......................................................................................................................................................................................................................................................................................................................................................................................................................................................................................................... </w:t>
       </w:r>
     </w:p>
     <w:p>
@@ -4547,6 +4371,7 @@
           <w:sz w:val="20"/>
           <w:szCs w:val="20"/>
         </w:rPr>
+        <w:lastRenderedPageBreak/>
         <w:t>......................................................................................................................................................................................................................................................................................................................................................................................................................................................................................................... .........................................................................................................................................................................................................................................................................................................................................................................................................................................................................................................</w:t>
       </w:r>
     </w:p>
@@ -4662,16 +4487,7 @@
           <w:sz w:val="20"/>
           <w:szCs w:val="20"/>
         </w:rPr>
-        <w:t xml:space="preserve">....................................................................................................................................................................................................................................................................................................................................................................................................................................................................................................... </w:t>
-      </w:r>
-      <w:r>
-        <w:rPr>
-          <w:rFonts w:ascii="Times New Roman" w:hAnsi="Times New Roman" w:cs="Times New Roman"/>
-          <w:sz w:val="20"/>
-          <w:szCs w:val="20"/>
-        </w:rPr>
-        <w:lastRenderedPageBreak/>
-        <w:t xml:space="preserve">......................................................................................................................................................................................................................................................................................................................................................................................................................................................................................................... </w:t>
+        <w:t xml:space="preserve">....................................................................................................................................................................................................................................................................................................................................................................................................................................................................................................... ......................................................................................................................................................................................................................................................................................................................................................................................................................................................................................................... </w:t>
       </w:r>
     </w:p>
     <w:p>
@@ -4694,7 +4510,15 @@
           <w:sz w:val="20"/>
           <w:szCs w:val="20"/>
         </w:rPr>
-        <w:t xml:space="preserve">....................................................................................................................................................................................................................................................................................................................................................................................................................................................................................................... ......................................................................................................................................................................................................................................................................................................................................................................................................................................................................................................... </w:t>
+        <w:t>................................................................................................................................................................................................</w:t>
+      </w:r>
+      <w:r>
+        <w:rPr>
+          <w:rFonts w:ascii="Times New Roman" w:hAnsi="Times New Roman" w:cs="Times New Roman"/>
+          <w:sz w:val="20"/>
+          <w:szCs w:val="20"/>
+        </w:rPr>
+        <w:t xml:space="preserve">....................................................................................................................................................................................................................................................................................................... ......................................................................................................................................................................................................................................................................................................................................................................................................................................................................................................... </w:t>
       </w:r>
     </w:p>
     <w:p>
@@ -4870,7 +4694,7 @@
                     <pic:cNvPicPr/>
                   </pic:nvPicPr>
                   <pic:blipFill>
-                    <a:blip r:embed="rId10" cstate="print">
+                    <a:blip r:embed="rId11" cstate="print">
                       <a:extLst>
                         <a:ext uri="{28A0092B-C50C-407E-A947-70E740481C1C}">
                           <a14:useLocalDpi xmlns:a14="http://schemas.microsoft.com/office/drawing/2010/main" val="0"/>
@@ -4994,7 +4818,16 @@
           <w:sz w:val="20"/>
           <w:szCs w:val="20"/>
         </w:rPr>
-        <w:t xml:space="preserve">......................................................................................................................................................................................................................................................................................................................................................................................................................................................................................................... </w:t>
+        <w:t>...................................................................................................................................................................................................................................................................................................</w:t>
+      </w:r>
+      <w:r>
+        <w:rPr>
+          <w:rFonts w:ascii="Times New Roman" w:hAnsi="Times New Roman" w:cs="Times New Roman"/>
+          <w:sz w:val="20"/>
+          <w:szCs w:val="20"/>
+        </w:rPr>
+        <w:lastRenderedPageBreak/>
+        <w:t xml:space="preserve">...................................................................................................................................................................................................... </w:t>
       </w:r>
     </w:p>
     <w:p>
@@ -5163,16 +4996,7 @@
           <w:sz w:val="20"/>
           <w:szCs w:val="20"/>
         </w:rPr>
-        <w:t>................................................................................................................................................................................................</w:t>
-      </w:r>
-      <w:r>
-        <w:rPr>
-          <w:rFonts w:ascii="Times New Roman" w:hAnsi="Times New Roman" w:cs="Times New Roman"/>
-          <w:sz w:val="20"/>
-          <w:szCs w:val="20"/>
-        </w:rPr>
-        <w:lastRenderedPageBreak/>
-        <w:t xml:space="preserve">......................................................................................................................................................................................................................................................................................................... </w:t>
+        <w:t xml:space="preserve">......................................................................................................................................................................................................................................................................................................................................................................................................................................................................................................... </w:t>
       </w:r>
     </w:p>
     <w:p>
@@ -5286,15 +5110,7 @@
           <w:sz w:val="20"/>
           <w:szCs w:val="20"/>
         </w:rPr>
-        <w:t>....................................................................................................................................................................</w:t>
-      </w:r>
-      <w:r>
-        <w:rPr>
-          <w:rFonts w:ascii="Times New Roman" w:hAnsi="Times New Roman" w:cs="Times New Roman"/>
-          <w:sz w:val="20"/>
-          <w:szCs w:val="20"/>
-        </w:rPr>
-        <w:t xml:space="preserve">..................................................................................................................................................................................................................................................................................................................................... </w:t>
+        <w:t xml:space="preserve">......................................................................................................................................................................................................................................................................................................................................................................................................................................................................................................... </w:t>
       </w:r>
     </w:p>
     <w:p>
@@ -5846,7 +5662,16 @@
                 <w:sz w:val="20"/>
                 <w:szCs w:val="20"/>
               </w:rPr>
-              <w:t>University of Wisconsin-Eau Claire, «Microsoft Word 2007 Working with Bibliographic References,» University of Wisconsin-Eau Claire, [En línea]. Available: https://www.uwec.edu/help/Word07/references.htm#citations.</w:t>
+              <w:t xml:space="preserve">University of Wisconsin-Eau Claire, «Microsoft Word 2007 Working with Bibliographic References,» University of Wisconsin-Eau Claire, [En línea]. Available: </w:t>
+            </w:r>
+            <w:r>
+              <w:rPr>
+                <w:rFonts w:ascii="Times New Roman" w:hAnsi="Times New Roman" w:cs="Times New Roman"/>
+                <w:noProof/>
+                <w:sz w:val="20"/>
+                <w:szCs w:val="20"/>
+              </w:rPr>
+              <w:t>https://www.uwec.edu/help/Word07/references.htm#citations.</w:t>
             </w:r>
           </w:p>
         </w:tc>
@@ -5905,16 +5730,7 @@
                 <w:sz w:val="20"/>
                 <w:szCs w:val="20"/>
               </w:rPr>
-              <w:t xml:space="preserve">J. Jackson, Classical Electrodynamics, New York: </w:t>
-            </w:r>
-            <w:r>
-              <w:rPr>
-                <w:rFonts w:ascii="Times New Roman" w:hAnsi="Times New Roman" w:cs="Times New Roman"/>
-                <w:noProof/>
-                <w:sz w:val="20"/>
-                <w:szCs w:val="20"/>
-              </w:rPr>
-              <w:t xml:space="preserve">John-Wiley &amp; Sons, 1975. </w:t>
+              <w:t xml:space="preserve">J. Jackson, Classical Electrodynamics, New York: John-Wiley &amp; Sons, 1975. </w:t>
             </w:r>
           </w:p>
         </w:tc>
@@ -5947,6 +5763,7 @@
                 <w:szCs w:val="20"/>
                 <w:lang w:val="es-ES"/>
               </w:rPr>
+              <w:lastRenderedPageBreak/>
               <w:t xml:space="preserve">[4] </w:t>
             </w:r>
           </w:p>
@@ -6878,7 +6695,7 @@
       <w:lvlText w:val="%1."/>
       <w:lvlJc w:val="left"/>
       <w:pPr>
-        <w:ind w:left="4405" w:hanging="720"/>
+        <w:ind w:left="3839" w:hanging="720"/>
       </w:pPr>
       <w:rPr>
         <w:rFonts w:hint="default"/>
